--- a/lessons/9-2/downloads/9-2-notes-l3.docx
+++ b/lessons/9-2/downloads/9-2-notes-l3.docx
@@ -1037,6 +1037,314 @@
         </w:tc>
       </w:tr>
     </w:tbl>
+    <w:tbl>
+      <w:tblPr>
+        <w:tblW w:type="pct" w:w="100%"/>
+        <w:tblBorders>
+          <w:top w:val="none" w:color="FFFFFF" w:sz="0"/>
+          <w:left w:val="none" w:color="FFFFFF" w:sz="0"/>
+          <w:bottom w:val="single" w:color="C7D2DD" w:sz="4"/>
+          <w:right w:val="none" w:color="FFFFFF" w:sz="0"/>
+          <w:insideH w:val="none" w:color="FFFFFF" w:sz="0"/>
+          <w:insideV w:val="none" w:color="FFFFFF" w:sz="0"/>
+        </w:tblBorders>
+      </w:tblPr>
+      <w:tblGrid>
+        <w:gridCol w:w="1800"/>
+        <w:gridCol w:w="7560"/>
+      </w:tblGrid>
+      <w:tr>
+        <w:trPr>
+          <w:cantSplit/>
+        </w:trPr>
+        <w:tc>
+          <w:tcPr>
+            <w:tcW w:type="dxa" w:w="1800"/>
+            <w:tcMar>
+              <w:top w:type="dxa" w:w="100"/>
+              <w:left w:type="dxa" w:w="40"/>
+              <w:bottom w:type="dxa" w:w="100"/>
+              <w:right w:type="dxa" w:w="120"/>
+            </w:tcMar>
+            <w:vAlign w:val="center"/>
+          </w:tcPr>
+          <w:p>
+            <w:pPr>
+              <w:spacing w:after="0"/>
+              <w:jc w:val="center"/>
+            </w:pPr>
+            <w:r>
+              <w:drawing>
+                <wp:inline distT="0" distB="0" distL="0" distR="0">
+                  <wp:extent cx="1047750" cy="790575"/>
+                  <wp:effectExtent t="0" r="0" b="0" l="0"/>
+                  <wp:docPr id="1" name="" descr="" title=""/>
+                  <wp:cNvGraphicFramePr>
+                    <a:graphicFrameLocks xmlns:a="http://schemas.openxmlformats.org/drawingml/2006/main" noChangeAspect="1"/>
+                  </wp:cNvGraphicFramePr>
+                  <a:graphic xmlns:a="http://schemas.openxmlformats.org/drawingml/2006/main">
+                    <a:graphicData uri="http://schemas.openxmlformats.org/drawingml/2006/picture">
+                      <pic:pic xmlns:pic="http://schemas.openxmlformats.org/drawingml/2006/picture">
+                        <pic:nvPicPr>
+                          <pic:cNvPr id="0" name="" descr=""/>
+                          <pic:cNvPicPr>
+                            <a:picLocks noChangeAspect="1" noChangeArrowheads="1"/>
+                          </pic:cNvPicPr>
+                        </pic:nvPicPr>
+                        <pic:blipFill>
+                          <a:blip r:embed="rId13" cstate="none"/>
+                          <a:srcRect/>
+                          <a:stretch>
+                            <a:fillRect/>
+                          </a:stretch>
+                        </pic:blipFill>
+                        <pic:spPr bwMode="auto">
+                          <a:xfrm>
+                            <a:off x="0" y="0"/>
+                            <a:ext cx="1047750" cy="790575"/>
+                          </a:xfrm>
+                          <a:prstGeom prst="rect">
+                            <a:avLst/>
+                          </a:prstGeom>
+                        </pic:spPr>
+                      </pic:pic>
+                    </a:graphicData>
+                  </a:graphic>
+                </wp:inline>
+              </w:drawing>
+            </w:r>
+          </w:p>
+        </w:tc>
+        <w:tc>
+          <w:tcPr>
+            <w:tcW w:type="dxa" w:w="7560"/>
+            <w:tcMar>
+              <w:top w:type="dxa" w:w="100"/>
+              <w:left w:type="dxa" w:w="40"/>
+              <w:bottom w:type="dxa" w:w="100"/>
+              <w:right w:type="dxa" w:w="40"/>
+            </w:tcMar>
+            <w:vAlign w:val="center"/>
+          </w:tcPr>
+          <w:p>
+            <w:pPr>
+              <w:spacing w:after="50"/>
+            </w:pPr>
+            <w:r>
+              <w:rPr>
+                <w:b/>
+                <w:bCs/>
+                <w:color w:val="12355B"/>
+                <w:sz w:val="24"/>
+                <w:szCs w:val="24"/>
+              </w:rPr>
+              <w:t xml:space="preserve">Rate of change</w:t>
+            </w:r>
+            <w:r>
+              <w:rPr>
+                <w:i/>
+                <w:iCs/>
+                <w:color w:val="5F6F80"/>
+                <w:sz w:val="19"/>
+                <w:szCs w:val="19"/>
+              </w:rPr>
+              <w:t xml:space="preserve">   Tasa de cambio</w:t>
+            </w:r>
+          </w:p>
+          <w:p>
+            <w:pPr>
+              <w:spacing w:after="40"/>
+            </w:pPr>
+            <w:r>
+              <w:rPr>
+                <w:sz w:val="21"/>
+                <w:szCs w:val="21"/>
+              </w:rPr>
+              <w:t xml:space="preserve">How much y changes each time x goes up by one.</w:t>
+            </w:r>
+          </w:p>
+          <w:p>
+            <w:pPr>
+              <w:spacing w:after="0"/>
+            </w:pPr>
+            <w:r>
+              <w:rPr>
+                <w:b/>
+                <w:bCs/>
+                <w:color w:val="1FA6A2"/>
+                <w:sz w:val="18"/>
+                <w:szCs w:val="18"/>
+              </w:rPr>
+              <w:t xml:space="preserve">Example:  </w:t>
+            </w:r>
+            <w:r>
+              <w:rPr>
+                <w:i/>
+                <w:iCs/>
+                <w:color w:val="5F6F80"/>
+                <w:sz w:val="18"/>
+                <w:szCs w:val="18"/>
+              </w:rPr>
+              <w:t xml:space="preserve">Up $4 for each hour.</w:t>
+            </w:r>
+          </w:p>
+        </w:tc>
+      </w:tr>
+    </w:tbl>
+    <w:tbl>
+      <w:tblPr>
+        <w:tblW w:type="pct" w:w="100%"/>
+        <w:tblBorders>
+          <w:top w:val="none" w:color="FFFFFF" w:sz="0"/>
+          <w:left w:val="none" w:color="FFFFFF" w:sz="0"/>
+          <w:bottom w:val="single" w:color="C7D2DD" w:sz="4"/>
+          <w:right w:val="none" w:color="FFFFFF" w:sz="0"/>
+          <w:insideH w:val="none" w:color="FFFFFF" w:sz="0"/>
+          <w:insideV w:val="none" w:color="FFFFFF" w:sz="0"/>
+        </w:tblBorders>
+      </w:tblPr>
+      <w:tblGrid>
+        <w:gridCol w:w="1800"/>
+        <w:gridCol w:w="7560"/>
+      </w:tblGrid>
+      <w:tr>
+        <w:trPr>
+          <w:cantSplit/>
+        </w:trPr>
+        <w:tc>
+          <w:tcPr>
+            <w:tcW w:type="dxa" w:w="1800"/>
+            <w:tcMar>
+              <w:top w:type="dxa" w:w="100"/>
+              <w:left w:type="dxa" w:w="40"/>
+              <w:bottom w:type="dxa" w:w="100"/>
+              <w:right w:type="dxa" w:w="120"/>
+            </w:tcMar>
+            <w:vAlign w:val="center"/>
+          </w:tcPr>
+          <w:p>
+            <w:pPr>
+              <w:spacing w:after="0"/>
+              <w:jc w:val="center"/>
+            </w:pPr>
+            <w:r>
+              <w:drawing>
+                <wp:inline distT="0" distB="0" distL="0" distR="0">
+                  <wp:extent cx="1047750" cy="790575"/>
+                  <wp:effectExtent t="0" r="0" b="0" l="0"/>
+                  <wp:docPr id="1" name="" descr="" title=""/>
+                  <wp:cNvGraphicFramePr>
+                    <a:graphicFrameLocks xmlns:a="http://schemas.openxmlformats.org/drawingml/2006/main" noChangeAspect="1"/>
+                  </wp:cNvGraphicFramePr>
+                  <a:graphic xmlns:a="http://schemas.openxmlformats.org/drawingml/2006/main">
+                    <a:graphicData uri="http://schemas.openxmlformats.org/drawingml/2006/picture">
+                      <pic:pic xmlns:pic="http://schemas.openxmlformats.org/drawingml/2006/picture">
+                        <pic:nvPicPr>
+                          <pic:cNvPr id="0" name="" descr=""/>
+                          <pic:cNvPicPr>
+                            <a:picLocks noChangeAspect="1" noChangeArrowheads="1"/>
+                          </pic:cNvPicPr>
+                        </pic:nvPicPr>
+                        <pic:blipFill>
+                          <a:blip r:embed="rId14" cstate="none"/>
+                          <a:srcRect/>
+                          <a:stretch>
+                            <a:fillRect/>
+                          </a:stretch>
+                        </pic:blipFill>
+                        <pic:spPr bwMode="auto">
+                          <a:xfrm>
+                            <a:off x="0" y="0"/>
+                            <a:ext cx="1047750" cy="790575"/>
+                          </a:xfrm>
+                          <a:prstGeom prst="rect">
+                            <a:avLst/>
+                          </a:prstGeom>
+                        </pic:spPr>
+                      </pic:pic>
+                    </a:graphicData>
+                  </a:graphic>
+                </wp:inline>
+              </w:drawing>
+            </w:r>
+          </w:p>
+        </w:tc>
+        <w:tc>
+          <w:tcPr>
+            <w:tcW w:type="dxa" w:w="7560"/>
+            <w:tcMar>
+              <w:top w:type="dxa" w:w="100"/>
+              <w:left w:type="dxa" w:w="40"/>
+              <w:bottom w:type="dxa" w:w="100"/>
+              <w:right w:type="dxa" w:w="40"/>
+            </w:tcMar>
+            <w:vAlign w:val="center"/>
+          </w:tcPr>
+          <w:p>
+            <w:pPr>
+              <w:spacing w:after="50"/>
+            </w:pPr>
+            <w:r>
+              <w:rPr>
+                <w:b/>
+                <w:bCs/>
+                <w:color w:val="12355B"/>
+                <w:sz w:val="24"/>
+                <w:szCs w:val="24"/>
+              </w:rPr>
+              <w:t xml:space="preserve">Origin</w:t>
+            </w:r>
+            <w:r>
+              <w:rPr>
+                <w:i/>
+                <w:iCs/>
+                <w:color w:val="5F6F80"/>
+                <w:sz w:val="19"/>
+                <w:szCs w:val="19"/>
+              </w:rPr>
+              <w:t xml:space="preserve">   Origen</w:t>
+            </w:r>
+          </w:p>
+          <w:p>
+            <w:pPr>
+              <w:spacing w:after="40"/>
+            </w:pPr>
+            <w:r>
+              <w:rPr>
+                <w:sz w:val="21"/>
+                <w:szCs w:val="21"/>
+              </w:rPr>
+              <w:t xml:space="preserve">The point (0, 0) where the two axes meet.</w:t>
+            </w:r>
+          </w:p>
+          <w:p>
+            <w:pPr>
+              <w:spacing w:after="0"/>
+            </w:pPr>
+            <w:r>
+              <w:rPr>
+                <w:b/>
+                <w:bCs/>
+                <w:color w:val="1FA6A2"/>
+                <w:sz w:val="18"/>
+                <w:szCs w:val="18"/>
+              </w:rPr>
+              <w:t xml:space="preserve">Example:  </w:t>
+            </w:r>
+            <w:r>
+              <w:rPr>
+                <w:i/>
+                <w:iCs/>
+                <w:color w:val="5F6F80"/>
+                <w:sz w:val="18"/>
+                <w:szCs w:val="18"/>
+              </w:rPr>
+              <w:t xml:space="preserve">(0, 0)</w:t>
+            </w:r>
+          </w:p>
+        </w:tc>
+      </w:tr>
+    </w:tbl>
     <w:p>
       <w:pPr>
         <w:pStyle w:val="Heading1"/>
@@ -1125,7 +1433,7 @@
                 <w:sz w:val="21"/>
                 <w:szCs w:val="21"/>
               </w:rPr>
-              <w:t xml:space="preserve">graph      •      table of values      •      ordered pair      •      axis      •      coordinates</w:t>
+              <w:t xml:space="preserve">graph      •      table of values      •      ordered pair      •      axis      •      coordinates      •      Rate of change      •      Origin</w:t>
             </w:r>
           </w:p>
         </w:tc>
@@ -1350,6 +1658,80 @@
           <w:szCs w:val="22"/>
         </w:rPr>
         <w:t xml:space="preserve">The numbers in an ordered pair that tell how far to move are its </w:t>
+      </w:r>
+      <w:r>
+        <w:rPr>
+          <w:sz w:val="22"/>
+          <w:szCs w:val="22"/>
+        </w:rPr>
+        <w:t xml:space="preserve">________________</w:t>
+      </w:r>
+      <w:r>
+        <w:rPr>
+          <w:sz w:val="22"/>
+          <w:szCs w:val="22"/>
+        </w:rPr>
+        <w:t xml:space="preserve">.</w:t>
+      </w:r>
+    </w:p>
+    <w:p>
+      <w:pPr>
+        <w:keepLines/>
+        <w:spacing w:after="260" w:before="200"/>
+      </w:pPr>
+      <w:r>
+        <w:rPr>
+          <w:b/>
+          <w:bCs/>
+          <w:color w:val="12355B"/>
+          <w:sz w:val="22"/>
+          <w:szCs w:val="22"/>
+        </w:rPr>
+        <w:t xml:space="preserve">6.  </w:t>
+      </w:r>
+      <w:r>
+        <w:rPr>
+          <w:sz w:val="22"/>
+          <w:szCs w:val="22"/>
+        </w:rPr>
+        <w:t xml:space="preserve">How much y changes when x goes up by one is the </w:t>
+      </w:r>
+      <w:r>
+        <w:rPr>
+          <w:sz w:val="22"/>
+          <w:szCs w:val="22"/>
+        </w:rPr>
+        <w:t xml:space="preserve">________________</w:t>
+      </w:r>
+      <w:r>
+        <w:rPr>
+          <w:sz w:val="22"/>
+          <w:szCs w:val="22"/>
+        </w:rPr>
+        <w:t xml:space="preserve">.</w:t>
+      </w:r>
+    </w:p>
+    <w:p>
+      <w:pPr>
+        <w:keepLines/>
+        <w:spacing w:after="260" w:before="200"/>
+      </w:pPr>
+      <w:r>
+        <w:rPr>
+          <w:b/>
+          <w:bCs/>
+          <w:color w:val="12355B"/>
+          <w:sz w:val="22"/>
+          <w:szCs w:val="22"/>
+        </w:rPr>
+        <w:t xml:space="preserve">7.  </w:t>
+      </w:r>
+      <w:r>
+        <w:rPr>
+          <w:sz w:val="22"/>
+          <w:szCs w:val="22"/>
+        </w:rPr>
+        <w:t xml:space="preserve">The point (0, 0) where the axes meet is the </w:t>
       </w:r>
       <w:r>
         <w:rPr>
@@ -2353,7 +2735,7 @@
           <w:sz w:val="20"/>
           <w:szCs w:val="20"/>
         </w:rPr>
-        <w:t xml:space="preserve">A)  $135</w:t>
+        <w:t xml:space="preserve">A)  $45</w:t>
       </w:r>
     </w:p>
     <w:p>
@@ -2392,7 +2774,7 @@
           <w:sz w:val="20"/>
           <w:szCs w:val="20"/>
         </w:rPr>
-        <w:t xml:space="preserve">D)  $45</w:t>
+        <w:t xml:space="preserve">D)  $135</w:t>
       </w:r>
     </w:p>
     <w:p>
@@ -2438,7 +2820,7 @@
           <w:sz w:val="21"/>
           <w:szCs w:val="21"/>
         </w:rPr>
-        <w:t xml:space="preserve">A. $135</w:t>
+        <w:t xml:space="preserve">D. $135</w:t>
       </w:r>
     </w:p>
     <w:p>
@@ -2564,7 +2946,7 @@
           <w:sz w:val="20"/>
           <w:szCs w:val="20"/>
         </w:rPr>
-        <w:t xml:space="preserve">A)  $26.25</w:t>
+        <w:t xml:space="preserve">A)  $3.50</w:t>
       </w:r>
     </w:p>
     <w:p>
@@ -2577,7 +2959,7 @@
           <w:sz w:val="20"/>
           <w:szCs w:val="20"/>
         </w:rPr>
-        <w:t xml:space="preserve">B)  $262.50</w:t>
+        <w:t xml:space="preserve">B)  $26.25</w:t>
       </w:r>
     </w:p>
     <w:p>
@@ -2590,7 +2972,7 @@
           <w:sz w:val="20"/>
           <w:szCs w:val="20"/>
         </w:rPr>
-        <w:t xml:space="preserve">C)  $3.50</w:t>
+        <w:t xml:space="preserve">C)  $75.00</w:t>
       </w:r>
     </w:p>
     <w:p>
@@ -2603,7 +2985,7 @@
           <w:sz w:val="20"/>
           <w:szCs w:val="20"/>
         </w:rPr>
-        <w:t xml:space="preserve">D)  $75.00</w:t>
+        <w:t xml:space="preserve">D)  $262.50</w:t>
       </w:r>
     </w:p>
     <w:p>
@@ -2824,7 +3206,7 @@
           <w:sz w:val="20"/>
           <w:szCs w:val="20"/>
         </w:rPr>
-        <w:t xml:space="preserve">A)  6,000 feet</w:t>
+        <w:t xml:space="preserve">A)  1,200 feet</w:t>
       </w:r>
     </w:p>
     <w:p>
@@ -2837,7 +3219,7 @@
           <w:sz w:val="20"/>
           <w:szCs w:val="20"/>
         </w:rPr>
-        <w:t xml:space="preserve">B)  12,000 feet</w:t>
+        <w:t xml:space="preserve">B)  5,000 feet</w:t>
       </w:r>
     </w:p>
     <w:p>
@@ -2850,7 +3232,7 @@
           <w:sz w:val="20"/>
           <w:szCs w:val="20"/>
         </w:rPr>
-        <w:t xml:space="preserve">C)  5,000 feet</w:t>
+        <w:t xml:space="preserve">C)  6,000 feet</w:t>
       </w:r>
     </w:p>
     <w:p>
@@ -2863,7 +3245,7 @@
           <w:sz w:val="20"/>
           <w:szCs w:val="20"/>
         </w:rPr>
-        <w:t xml:space="preserve">D)  1,200 feet</w:t>
+        <w:t xml:space="preserve">D)  12,000 feet</w:t>
       </w:r>
     </w:p>
     <w:p>
@@ -2954,7 +3336,7 @@
           <w:sz w:val="20"/>
           <w:szCs w:val="20"/>
         </w:rPr>
-        <w:t xml:space="preserve">A)  The Sandia Peak line (1,200 ft/min) rises more steeply than the 900 ft/min line</w:t>
+        <w:t xml:space="preserve">A)  The 900 ft/min line rises more steeply</w:t>
       </w:r>
     </w:p>
     <w:p>
@@ -2967,7 +3349,7 @@
           <w:sz w:val="20"/>
           <w:szCs w:val="20"/>
         </w:rPr>
-        <w:t xml:space="preserve">B)  The 900 ft/min line rises more steeply</w:t>
+        <w:t xml:space="preserve">B)  The two lines are identical</w:t>
       </w:r>
     </w:p>
     <w:p>
@@ -2980,7 +3362,7 @@
           <w:sz w:val="20"/>
           <w:szCs w:val="20"/>
         </w:rPr>
-        <w:t xml:space="preserve">C)  The two lines are identical</w:t>
+        <w:t xml:space="preserve">C)  The Sandia Peak line (1,200 ft/min) rises more steeply than the 900 ft/min line</w:t>
       </w:r>
     </w:p>
     <w:p>
@@ -3130,7 +3512,7 @@
           <w:sz w:val="21"/>
           <w:szCs w:val="21"/>
         </w:rPr>
-        <w:t xml:space="preserve">B)  135 tickets cost a total of $3</w:t>
+        <w:t xml:space="preserve">B)  3 tickets cost $135 each</w:t>
       </w:r>
     </w:p>
     <w:p>
@@ -3143,7 +3525,7 @@
           <w:sz w:val="21"/>
           <w:szCs w:val="21"/>
         </w:rPr>
-        <w:t xml:space="preserve">C)  3 tickets cost $135 each</w:t>
+        <w:t xml:space="preserve">C)  135 tickets cost a total of $3</w:t>
       </w:r>
     </w:p>
     <w:p>

--- a/lessons/9-2/downloads/9-2-notes-l3.docx
+++ b/lessons/9-2/downloads/9-2-notes-l3.docx
@@ -264,49 +264,269 @@
           <w:sz w:val="19"/>
           <w:szCs w:val="19"/>
         </w:rPr>
-        <w:t xml:space="preserve">Look at the picture, read the word, then read what it means.</w:t>
+        <w:t xml:space="preserve">Review each concept term, definition, non-example, and visual clue.</w:t>
       </w:r>
     </w:p>
     <w:tbl>
       <w:tblPr>
-        <w:tblW w:type="pct" w:w="100%"/>
+        <w:tblW w:type="dxa" w:w="9360"/>
         <w:tblBorders>
-          <w:top w:val="none" w:color="FFFFFF" w:sz="0"/>
-          <w:left w:val="none" w:color="FFFFFF" w:sz="0"/>
-          <w:bottom w:val="single" w:color="C7D2DD" w:sz="4"/>
-          <w:right w:val="none" w:color="FFFFFF" w:sz="0"/>
-          <w:insideH w:val="none" w:color="FFFFFF" w:sz="0"/>
-          <w:insideV w:val="none" w:color="FFFFFF" w:sz="0"/>
+          <w:top w:val="single" w:color="C7D2DD" w:sz="6"/>
+          <w:left w:val="single" w:color="C7D2DD" w:sz="6"/>
+          <w:bottom w:val="single" w:color="C7D2DD" w:sz="6"/>
+          <w:right w:val="single" w:color="C7D2DD" w:sz="6"/>
+          <w:insideH w:val="single" w:color="C7D2DD" w:sz="6"/>
+          <w:insideV w:val="single" w:color="C7D2DD" w:sz="6"/>
         </w:tblBorders>
       </w:tblPr>
       <w:tblGrid>
         <w:gridCol w:w="1800"/>
-        <w:gridCol w:w="7560"/>
+        <w:gridCol w:w="3160"/>
+        <w:gridCol w:w="2200"/>
+        <w:gridCol w:w="2200"/>
       </w:tblGrid>
       <w:tr>
         <w:trPr>
           <w:cantSplit/>
+          <w:tblHeader/>
         </w:trPr>
         <w:tc>
           <w:tcPr>
             <w:tcW w:type="dxa" w:w="1800"/>
-            <w:tcMar>
-              <w:top w:type="dxa" w:w="100"/>
-              <w:left w:type="dxa" w:w="40"/>
-              <w:bottom w:type="dxa" w:w="100"/>
-              <w:right w:type="dxa" w:w="120"/>
-            </w:tcMar>
-            <w:vAlign w:val="center"/>
+            <w:shd w:fill="EEF4F8" w:color="auto" w:val="clear"/>
+            <w:tcMar>
+              <w:top w:type="dxa" w:w="80"/>
+              <w:left w:type="dxa" w:w="100"/>
+              <w:bottom w:type="dxa" w:w="80"/>
+              <w:right w:type="dxa" w:w="100"/>
+            </w:tcMar>
           </w:tcPr>
           <w:p>
             <w:pPr>
               <w:spacing w:after="0"/>
+            </w:pPr>
+            <w:r>
+              <w:rPr>
+                <w:b/>
+                <w:bCs/>
+                <w:color w:val="12355B"/>
+                <w:sz w:val="19"/>
+                <w:szCs w:val="19"/>
+              </w:rPr>
+              <w:t xml:space="preserve">Concept Term</w:t>
+            </w:r>
+          </w:p>
+        </w:tc>
+        <w:tc>
+          <w:tcPr>
+            <w:tcW w:type="dxa" w:w="3160"/>
+            <w:shd w:fill="EEF4F8" w:color="auto" w:val="clear"/>
+            <w:tcMar>
+              <w:top w:type="dxa" w:w="80"/>
+              <w:left w:type="dxa" w:w="100"/>
+              <w:bottom w:type="dxa" w:w="80"/>
+              <w:right w:type="dxa" w:w="100"/>
+            </w:tcMar>
+          </w:tcPr>
+          <w:p>
+            <w:pPr>
+              <w:spacing w:after="0"/>
+            </w:pPr>
+            <w:r>
+              <w:rPr>
+                <w:b/>
+                <w:bCs/>
+                <w:color w:val="12355B"/>
+                <w:sz w:val="19"/>
+                <w:szCs w:val="19"/>
+              </w:rPr>
+              <w:t xml:space="preserve">Student-Friendly Definition</w:t>
+            </w:r>
+          </w:p>
+        </w:tc>
+        <w:tc>
+          <w:tcPr>
+            <w:tcW w:type="dxa" w:w="2200"/>
+            <w:shd w:fill="EEF4F8" w:color="auto" w:val="clear"/>
+            <w:tcMar>
+              <w:top w:type="dxa" w:w="80"/>
+              <w:left w:type="dxa" w:w="100"/>
+              <w:bottom w:type="dxa" w:w="80"/>
+              <w:right w:type="dxa" w:w="100"/>
+            </w:tcMar>
+          </w:tcPr>
+          <w:p>
+            <w:pPr>
+              <w:spacing w:after="0"/>
+            </w:pPr>
+            <w:r>
+              <w:rPr>
+                <w:b/>
+                <w:bCs/>
+                <w:color w:val="12355B"/>
+                <w:sz w:val="19"/>
+                <w:szCs w:val="19"/>
+              </w:rPr>
+              <w:t xml:space="preserve">Non-Example</w:t>
+            </w:r>
+          </w:p>
+        </w:tc>
+        <w:tc>
+          <w:tcPr>
+            <w:tcW w:type="dxa" w:w="2200"/>
+            <w:shd w:fill="EEF4F8" w:color="auto" w:val="clear"/>
+            <w:tcMar>
+              <w:top w:type="dxa" w:w="80"/>
+              <w:left w:type="dxa" w:w="100"/>
+              <w:bottom w:type="dxa" w:w="80"/>
+              <w:right w:type="dxa" w:w="100"/>
+            </w:tcMar>
+          </w:tcPr>
+          <w:p>
+            <w:pPr>
+              <w:spacing w:after="0"/>
+            </w:pPr>
+            <w:r>
+              <w:rPr>
+                <w:b/>
+                <w:bCs/>
+                <w:color w:val="12355B"/>
+                <w:sz w:val="19"/>
+                <w:szCs w:val="19"/>
+              </w:rPr>
+              <w:t xml:space="preserve">Visual Clue</w:t>
+            </w:r>
+          </w:p>
+        </w:tc>
+      </w:tr>
+      <w:tr>
+        <w:trPr>
+          <w:cantSplit/>
+        </w:trPr>
+        <w:tc>
+          <w:tcPr>
+            <w:tcW w:type="dxa" w:w="1800"/>
+            <w:tcMar>
+              <w:top w:type="dxa" w:w="80"/>
+              <w:left w:type="dxa" w:w="100"/>
+              <w:bottom w:type="dxa" w:w="80"/>
+              <w:right w:type="dxa" w:w="100"/>
+            </w:tcMar>
+            <w:vAlign w:val="top"/>
+          </w:tcPr>
+          <w:p>
+            <w:pPr>
+              <w:spacing w:after="30"/>
+            </w:pPr>
+            <w:r>
+              <w:rPr>
+                <w:b/>
+                <w:bCs/>
+                <w:color w:val="12355B"/>
+                <w:sz w:val="21"/>
+                <w:szCs w:val="21"/>
+              </w:rPr>
+              <w:t xml:space="preserve">graph</w:t>
+            </w:r>
+          </w:p>
+          <w:p>
+            <w:pPr>
+              <w:spacing w:after="0"/>
+            </w:pPr>
+            <w:r>
+              <w:rPr>
+                <w:i/>
+                <w:iCs/>
+                <w:color w:val="5F6F80"/>
+                <w:sz w:val="18"/>
+                <w:szCs w:val="18"/>
+              </w:rPr>
+              <w:t xml:space="preserve">gráfica</w:t>
+            </w:r>
+          </w:p>
+        </w:tc>
+        <w:tc>
+          <w:tcPr>
+            <w:tcW w:type="dxa" w:w="3160"/>
+            <w:tcMar>
+              <w:top w:type="dxa" w:w="80"/>
+              <w:left w:type="dxa" w:w="100"/>
+              <w:bottom w:type="dxa" w:w="80"/>
+              <w:right w:type="dxa" w:w="100"/>
+            </w:tcMar>
+            <w:vAlign w:val="top"/>
+          </w:tcPr>
+          <w:p>
+            <w:pPr>
+              <w:spacing w:after="0"/>
+            </w:pPr>
+            <w:r>
+              <w:rPr>
+                <w:sz w:val="20"/>
+                <w:szCs w:val="20"/>
+              </w:rPr>
+              <w:t xml:space="preserve">A picture on a coordinate plane that shows how two quantities are related.</w:t>
+            </w:r>
+          </w:p>
+        </w:tc>
+        <w:tc>
+          <w:tcPr>
+            <w:tcW w:type="dxa" w:w="2200"/>
+            <w:tcMar>
+              <w:top w:type="dxa" w:w="80"/>
+              <w:left w:type="dxa" w:w="100"/>
+              <w:bottom w:type="dxa" w:w="80"/>
+              <w:right w:type="dxa" w:w="100"/>
+            </w:tcMar>
+            <w:vAlign w:val="top"/>
+          </w:tcPr>
+          <w:p>
+            <w:pPr>
+              <w:spacing w:after="40"/>
+            </w:pPr>
+            <w:r>
+              <w:rPr>
+                <w:i/>
+                <w:iCs/>
+                <w:color w:val="5F6F80"/>
+                <w:sz w:val="19"/>
+                <w:szCs w:val="19"/>
+              </w:rPr>
+              <w:t xml:space="preserve">Not graph: write a counter-example that breaks the definition.</w:t>
+            </w:r>
+          </w:p>
+          <w:p>
+            <w:pPr>
+              <w:pBdr>
+                <w:bottom w:val="single" w:color="AFBECC" w:sz="6"/>
+              </w:pBdr>
+              <w:spacing w:after="30" w:before="150"/>
+            </w:pPr>
+            <w:r>
+              <w:t xml:space="preserve"/>
+            </w:r>
+          </w:p>
+        </w:tc>
+        <w:tc>
+          <w:tcPr>
+            <w:tcW w:type="dxa" w:w="2200"/>
+            <w:tcMar>
+              <w:top w:type="dxa" w:w="80"/>
+              <w:left w:type="dxa" w:w="100"/>
+              <w:bottom w:type="dxa" w:w="80"/>
+              <w:right w:type="dxa" w:w="100"/>
+            </w:tcMar>
+            <w:vAlign w:val="top"/>
+          </w:tcPr>
+          <w:p>
+            <w:pPr>
+              <w:spacing w:after="40"/>
               <w:jc w:val="center"/>
             </w:pPr>
             <w:r>
               <w:drawing>
                 <wp:inline distT="0" distB="0" distL="0" distR="0">
-                  <wp:extent cx="1047750" cy="790575"/>
+                  <wp:extent cx="876300" cy="657225"/>
                   <wp:effectExtent t="0" r="0" b="0" l="0"/>
                   <wp:docPr id="1" name="" descr="" title=""/>
                   <wp:cNvGraphicFramePr>
@@ -331,7 +551,7 @@
                         <pic:spPr bwMode="auto">
                           <a:xfrm>
                             <a:off x="0" y="0"/>
-                            <a:ext cx="1047750" cy="790575"/>
+                            <a:ext cx="876300" cy="657225"/>
                           </a:xfrm>
                           <a:prstGeom prst="rect">
                             <a:avLst/>
@@ -344,32 +564,108 @@
               </w:drawing>
             </w:r>
           </w:p>
-        </w:tc>
-        <w:tc>
-          <w:tcPr>
-            <w:tcW w:type="dxa" w:w="7560"/>
-            <w:tcMar>
-              <w:top w:type="dxa" w:w="100"/>
-              <w:left w:type="dxa" w:w="40"/>
-              <w:bottom w:type="dxa" w:w="100"/>
-              <w:right w:type="dxa" w:w="40"/>
-            </w:tcMar>
-            <w:vAlign w:val="center"/>
-          </w:tcPr>
-          <w:p>
-            <w:pPr>
-              <w:spacing w:after="50"/>
+          <w:p>
+            <w:pPr>
+              <w:spacing w:after="0"/>
+            </w:pPr>
+            <w:r>
+              <w:rPr>
+                <w:i/>
+                <w:iCs/>
+                <w:color w:val="5F6F80"/>
+                <w:sz w:val="18"/>
+                <w:szCs w:val="18"/>
+              </w:rPr>
+              <w:t xml:space="preserve">Points (1, 45), (2, 90), (3, 135) climbing left to right — cost by tickets.</w:t>
+            </w:r>
+          </w:p>
+        </w:tc>
+      </w:tr>
+      <w:tr>
+        <w:trPr>
+          <w:cantSplit/>
+        </w:trPr>
+        <w:tc>
+          <w:tcPr>
+            <w:tcW w:type="dxa" w:w="1800"/>
+            <w:tcMar>
+              <w:top w:type="dxa" w:w="80"/>
+              <w:left w:type="dxa" w:w="100"/>
+              <w:bottom w:type="dxa" w:w="80"/>
+              <w:right w:type="dxa" w:w="100"/>
+            </w:tcMar>
+            <w:vAlign w:val="top"/>
+          </w:tcPr>
+          <w:p>
+            <w:pPr>
+              <w:spacing w:after="30"/>
             </w:pPr>
             <w:r>
               <w:rPr>
                 <w:b/>
                 <w:bCs/>
                 <w:color w:val="12355B"/>
-                <w:sz w:val="24"/>
-                <w:szCs w:val="24"/>
-              </w:rPr>
-              <w:t xml:space="preserve">graph</w:t>
-            </w:r>
+                <w:sz w:val="21"/>
+                <w:szCs w:val="21"/>
+              </w:rPr>
+              <w:t xml:space="preserve">table of values</w:t>
+            </w:r>
+          </w:p>
+          <w:p>
+            <w:pPr>
+              <w:spacing w:after="0"/>
+            </w:pPr>
+            <w:r>
+              <w:rPr>
+                <w:i/>
+                <w:iCs/>
+                <w:color w:val="5F6F80"/>
+                <w:sz w:val="18"/>
+                <w:szCs w:val="18"/>
+              </w:rPr>
+              <w:t xml:space="preserve">tabla de valores</w:t>
+            </w:r>
+          </w:p>
+        </w:tc>
+        <w:tc>
+          <w:tcPr>
+            <w:tcW w:type="dxa" w:w="3160"/>
+            <w:tcMar>
+              <w:top w:type="dxa" w:w="80"/>
+              <w:left w:type="dxa" w:w="100"/>
+              <w:bottom w:type="dxa" w:w="80"/>
+              <w:right w:type="dxa" w:w="100"/>
+            </w:tcMar>
+            <w:vAlign w:val="top"/>
+          </w:tcPr>
+          <w:p>
+            <w:pPr>
+              <w:spacing w:after="0"/>
+            </w:pPr>
+            <w:r>
+              <w:rPr>
+                <w:sz w:val="20"/>
+                <w:szCs w:val="20"/>
+              </w:rPr>
+              <w:t xml:space="preserve">A list of matched pairs of values that shows a relationship using numbers.</w:t>
+            </w:r>
+          </w:p>
+        </w:tc>
+        <w:tc>
+          <w:tcPr>
+            <w:tcW w:type="dxa" w:w="2200"/>
+            <w:tcMar>
+              <w:top w:type="dxa" w:w="80"/>
+              <w:left w:type="dxa" w:w="100"/>
+              <w:bottom w:type="dxa" w:w="80"/>
+              <w:right w:type="dxa" w:w="100"/>
+            </w:tcMar>
+            <w:vAlign w:val="top"/>
+          </w:tcPr>
+          <w:p>
+            <w:pPr>
+              <w:spacing w:after="40"/>
+            </w:pPr>
             <w:r>
               <w:rPr>
                 <w:i/>
@@ -378,89 +674,41 @@
                 <w:sz w:val="19"/>
                 <w:szCs w:val="19"/>
               </w:rPr>
-              <w:t xml:space="preserve">   gráfica</w:t>
-            </w:r>
-          </w:p>
+              <w:t xml:space="preserve">Not table of values: write a counter-example that breaks the definition.</w:t>
+            </w:r>
+          </w:p>
+          <w:p>
+            <w:pPr>
+              <w:pBdr>
+                <w:bottom w:val="single" w:color="AFBECC" w:sz="6"/>
+              </w:pBdr>
+              <w:spacing w:after="30" w:before="150"/>
+            </w:pPr>
+            <w:r>
+              <w:t xml:space="preserve"/>
+            </w:r>
+          </w:p>
+        </w:tc>
+        <w:tc>
+          <w:tcPr>
+            <w:tcW w:type="dxa" w:w="2200"/>
+            <w:tcMar>
+              <w:top w:type="dxa" w:w="80"/>
+              <w:left w:type="dxa" w:w="100"/>
+              <w:bottom w:type="dxa" w:w="80"/>
+              <w:right w:type="dxa" w:w="100"/>
+            </w:tcMar>
+            <w:vAlign w:val="top"/>
+          </w:tcPr>
           <w:p>
             <w:pPr>
               <w:spacing w:after="40"/>
-            </w:pPr>
-            <w:r>
-              <w:rPr>
-                <w:sz w:val="21"/>
-                <w:szCs w:val="21"/>
-              </w:rPr>
-              <w:t xml:space="preserve">A picture on a coordinate plane that shows how two quantities are related.</w:t>
-            </w:r>
-          </w:p>
-          <w:p>
-            <w:pPr>
-              <w:spacing w:after="0"/>
-            </w:pPr>
-            <w:r>
-              <w:rPr>
-                <w:b/>
-                <w:bCs/>
-                <w:color w:val="1FA6A2"/>
-                <w:sz w:val="18"/>
-                <w:szCs w:val="18"/>
-              </w:rPr>
-              <w:t xml:space="preserve">Example:  </w:t>
-            </w:r>
-            <w:r>
-              <w:rPr>
-                <w:i/>
-                <w:iCs/>
-                <w:color w:val="5F6F80"/>
-                <w:sz w:val="18"/>
-                <w:szCs w:val="18"/>
-              </w:rPr>
-              <w:t xml:space="preserve">Points (1, 45), (2, 90), (3, 135) climbing left to right — cost by tickets.</w:t>
-            </w:r>
-          </w:p>
-        </w:tc>
-      </w:tr>
-    </w:tbl>
-    <w:tbl>
-      <w:tblPr>
-        <w:tblW w:type="pct" w:w="100%"/>
-        <w:tblBorders>
-          <w:top w:val="none" w:color="FFFFFF" w:sz="0"/>
-          <w:left w:val="none" w:color="FFFFFF" w:sz="0"/>
-          <w:bottom w:val="single" w:color="C7D2DD" w:sz="4"/>
-          <w:right w:val="none" w:color="FFFFFF" w:sz="0"/>
-          <w:insideH w:val="none" w:color="FFFFFF" w:sz="0"/>
-          <w:insideV w:val="none" w:color="FFFFFF" w:sz="0"/>
-        </w:tblBorders>
-      </w:tblPr>
-      <w:tblGrid>
-        <w:gridCol w:w="1800"/>
-        <w:gridCol w:w="7560"/>
-      </w:tblGrid>
-      <w:tr>
-        <w:trPr>
-          <w:cantSplit/>
-        </w:trPr>
-        <w:tc>
-          <w:tcPr>
-            <w:tcW w:type="dxa" w:w="1800"/>
-            <w:tcMar>
-              <w:top w:type="dxa" w:w="100"/>
-              <w:left w:type="dxa" w:w="40"/>
-              <w:bottom w:type="dxa" w:w="100"/>
-              <w:right w:type="dxa" w:w="120"/>
-            </w:tcMar>
-            <w:vAlign w:val="center"/>
-          </w:tcPr>
-          <w:p>
-            <w:pPr>
-              <w:spacing w:after="0"/>
               <w:jc w:val="center"/>
             </w:pPr>
             <w:r>
               <w:drawing>
                 <wp:inline distT="0" distB="0" distL="0" distR="0">
-                  <wp:extent cx="1047750" cy="790575"/>
+                  <wp:extent cx="876300" cy="657225"/>
                   <wp:effectExtent t="0" r="0" b="0" l="0"/>
                   <wp:docPr id="1" name="" descr="" title=""/>
                   <wp:cNvGraphicFramePr>
@@ -485,7 +733,7 @@
                         <pic:spPr bwMode="auto">
                           <a:xfrm>
                             <a:off x="0" y="0"/>
-                            <a:ext cx="1047750" cy="790575"/>
+                            <a:ext cx="876300" cy="657225"/>
                           </a:xfrm>
                           <a:prstGeom prst="rect">
                             <a:avLst/>
@@ -498,32 +746,108 @@
               </w:drawing>
             </w:r>
           </w:p>
-        </w:tc>
-        <w:tc>
-          <w:tcPr>
-            <w:tcW w:type="dxa" w:w="7560"/>
-            <w:tcMar>
-              <w:top w:type="dxa" w:w="100"/>
-              <w:left w:type="dxa" w:w="40"/>
-              <w:bottom w:type="dxa" w:w="100"/>
-              <w:right w:type="dxa" w:w="40"/>
-            </w:tcMar>
-            <w:vAlign w:val="center"/>
-          </w:tcPr>
-          <w:p>
-            <w:pPr>
-              <w:spacing w:after="50"/>
+          <w:p>
+            <w:pPr>
+              <w:spacing w:after="0"/>
+            </w:pPr>
+            <w:r>
+              <w:rPr>
+                <w:i/>
+                <w:iCs/>
+                <w:color w:val="5F6F80"/>
+                <w:sz w:val="18"/>
+                <w:szCs w:val="18"/>
+              </w:rPr>
+              <w:t xml:space="preserve">months 1, 2, 4 beside cost 24.95, 49.90, 99.80 — one row per pair.</w:t>
+            </w:r>
+          </w:p>
+        </w:tc>
+      </w:tr>
+      <w:tr>
+        <w:trPr>
+          <w:cantSplit/>
+        </w:trPr>
+        <w:tc>
+          <w:tcPr>
+            <w:tcW w:type="dxa" w:w="1800"/>
+            <w:tcMar>
+              <w:top w:type="dxa" w:w="80"/>
+              <w:left w:type="dxa" w:w="100"/>
+              <w:bottom w:type="dxa" w:w="80"/>
+              <w:right w:type="dxa" w:w="100"/>
+            </w:tcMar>
+            <w:vAlign w:val="top"/>
+          </w:tcPr>
+          <w:p>
+            <w:pPr>
+              <w:spacing w:after="30"/>
             </w:pPr>
             <w:r>
               <w:rPr>
                 <w:b/>
                 <w:bCs/>
                 <w:color w:val="12355B"/>
-                <w:sz w:val="24"/>
-                <w:szCs w:val="24"/>
-              </w:rPr>
-              <w:t xml:space="preserve">table of values</w:t>
-            </w:r>
+                <w:sz w:val="21"/>
+                <w:szCs w:val="21"/>
+              </w:rPr>
+              <w:t xml:space="preserve">ordered pair</w:t>
+            </w:r>
+          </w:p>
+          <w:p>
+            <w:pPr>
+              <w:spacing w:after="0"/>
+            </w:pPr>
+            <w:r>
+              <w:rPr>
+                <w:i/>
+                <w:iCs/>
+                <w:color w:val="5F6F80"/>
+                <w:sz w:val="18"/>
+                <w:szCs w:val="18"/>
+              </w:rPr>
+              <w:t xml:space="preserve">par ordenado</w:t>
+            </w:r>
+          </w:p>
+        </w:tc>
+        <w:tc>
+          <w:tcPr>
+            <w:tcW w:type="dxa" w:w="3160"/>
+            <w:tcMar>
+              <w:top w:type="dxa" w:w="80"/>
+              <w:left w:type="dxa" w:w="100"/>
+              <w:bottom w:type="dxa" w:w="80"/>
+              <w:right w:type="dxa" w:w="100"/>
+            </w:tcMar>
+            <w:vAlign w:val="top"/>
+          </w:tcPr>
+          <w:p>
+            <w:pPr>
+              <w:spacing w:after="0"/>
+            </w:pPr>
+            <w:r>
+              <w:rPr>
+                <w:sz w:val="20"/>
+                <w:szCs w:val="20"/>
+              </w:rPr>
+              <w:t xml:space="preserve">Two numbers written as (x, y) that name one point on a graph. The independent variable comes first.</w:t>
+            </w:r>
+          </w:p>
+        </w:tc>
+        <w:tc>
+          <w:tcPr>
+            <w:tcW w:type="dxa" w:w="2200"/>
+            <w:tcMar>
+              <w:top w:type="dxa" w:w="80"/>
+              <w:left w:type="dxa" w:w="100"/>
+              <w:bottom w:type="dxa" w:w="80"/>
+              <w:right w:type="dxa" w:w="100"/>
+            </w:tcMar>
+            <w:vAlign w:val="top"/>
+          </w:tcPr>
+          <w:p>
+            <w:pPr>
+              <w:spacing w:after="40"/>
+            </w:pPr>
             <w:r>
               <w:rPr>
                 <w:i/>
@@ -532,89 +856,41 @@
                 <w:sz w:val="19"/>
                 <w:szCs w:val="19"/>
               </w:rPr>
-              <w:t xml:space="preserve">   tabla de valores</w:t>
-            </w:r>
-          </w:p>
+              <w:t xml:space="preserve">Not ordered pair: write a counter-example that breaks the definition.</w:t>
+            </w:r>
+          </w:p>
+          <w:p>
+            <w:pPr>
+              <w:pBdr>
+                <w:bottom w:val="single" w:color="AFBECC" w:sz="6"/>
+              </w:pBdr>
+              <w:spacing w:after="30" w:before="150"/>
+            </w:pPr>
+            <w:r>
+              <w:t xml:space="preserve"/>
+            </w:r>
+          </w:p>
+        </w:tc>
+        <w:tc>
+          <w:tcPr>
+            <w:tcW w:type="dxa" w:w="2200"/>
+            <w:tcMar>
+              <w:top w:type="dxa" w:w="80"/>
+              <w:left w:type="dxa" w:w="100"/>
+              <w:bottom w:type="dxa" w:w="80"/>
+              <w:right w:type="dxa" w:w="100"/>
+            </w:tcMar>
+            <w:vAlign w:val="top"/>
+          </w:tcPr>
           <w:p>
             <w:pPr>
               <w:spacing w:after="40"/>
-            </w:pPr>
-            <w:r>
-              <w:rPr>
-                <w:sz w:val="21"/>
-                <w:szCs w:val="21"/>
-              </w:rPr>
-              <w:t xml:space="preserve">A list of matched pairs of values that shows a relationship using numbers.</w:t>
-            </w:r>
-          </w:p>
-          <w:p>
-            <w:pPr>
-              <w:spacing w:after="0"/>
-            </w:pPr>
-            <w:r>
-              <w:rPr>
-                <w:b/>
-                <w:bCs/>
-                <w:color w:val="1FA6A2"/>
-                <w:sz w:val="18"/>
-                <w:szCs w:val="18"/>
-              </w:rPr>
-              <w:t xml:space="preserve">Example:  </w:t>
-            </w:r>
-            <w:r>
-              <w:rPr>
-                <w:i/>
-                <w:iCs/>
-                <w:color w:val="5F6F80"/>
-                <w:sz w:val="18"/>
-                <w:szCs w:val="18"/>
-              </w:rPr>
-              <w:t xml:space="preserve">months 1, 2, 4 beside cost 24.95, 49.90, 99.80 — one row per pair.</w:t>
-            </w:r>
-          </w:p>
-        </w:tc>
-      </w:tr>
-    </w:tbl>
-    <w:tbl>
-      <w:tblPr>
-        <w:tblW w:type="pct" w:w="100%"/>
-        <w:tblBorders>
-          <w:top w:val="none" w:color="FFFFFF" w:sz="0"/>
-          <w:left w:val="none" w:color="FFFFFF" w:sz="0"/>
-          <w:bottom w:val="single" w:color="C7D2DD" w:sz="4"/>
-          <w:right w:val="none" w:color="FFFFFF" w:sz="0"/>
-          <w:insideH w:val="none" w:color="FFFFFF" w:sz="0"/>
-          <w:insideV w:val="none" w:color="FFFFFF" w:sz="0"/>
-        </w:tblBorders>
-      </w:tblPr>
-      <w:tblGrid>
-        <w:gridCol w:w="1800"/>
-        <w:gridCol w:w="7560"/>
-      </w:tblGrid>
-      <w:tr>
-        <w:trPr>
-          <w:cantSplit/>
-        </w:trPr>
-        <w:tc>
-          <w:tcPr>
-            <w:tcW w:type="dxa" w:w="1800"/>
-            <w:tcMar>
-              <w:top w:type="dxa" w:w="100"/>
-              <w:left w:type="dxa" w:w="40"/>
-              <w:bottom w:type="dxa" w:w="100"/>
-              <w:right w:type="dxa" w:w="120"/>
-            </w:tcMar>
-            <w:vAlign w:val="center"/>
-          </w:tcPr>
-          <w:p>
-            <w:pPr>
-              <w:spacing w:after="0"/>
               <w:jc w:val="center"/>
             </w:pPr>
             <w:r>
               <w:drawing>
                 <wp:inline distT="0" distB="0" distL="0" distR="0">
-                  <wp:extent cx="1047750" cy="790575"/>
+                  <wp:extent cx="876300" cy="657225"/>
                   <wp:effectExtent t="0" r="0" b="0" l="0"/>
                   <wp:docPr id="1" name="" descr="" title=""/>
                   <wp:cNvGraphicFramePr>
@@ -639,7 +915,7 @@
                         <pic:spPr bwMode="auto">
                           <a:xfrm>
                             <a:off x="0" y="0"/>
-                            <a:ext cx="1047750" cy="790575"/>
+                            <a:ext cx="876300" cy="657225"/>
                           </a:xfrm>
                           <a:prstGeom prst="rect">
                             <a:avLst/>
@@ -652,32 +928,108 @@
               </w:drawing>
             </w:r>
           </w:p>
-        </w:tc>
-        <w:tc>
-          <w:tcPr>
-            <w:tcW w:type="dxa" w:w="7560"/>
-            <w:tcMar>
-              <w:top w:type="dxa" w:w="100"/>
-              <w:left w:type="dxa" w:w="40"/>
-              <w:bottom w:type="dxa" w:w="100"/>
-              <w:right w:type="dxa" w:w="40"/>
-            </w:tcMar>
-            <w:vAlign w:val="center"/>
-          </w:tcPr>
-          <w:p>
-            <w:pPr>
-              <w:spacing w:after="50"/>
+          <w:p>
+            <w:pPr>
+              <w:spacing w:after="0"/>
+            </w:pPr>
+            <w:r>
+              <w:rPr>
+                <w:i/>
+                <w:iCs/>
+                <w:color w:val="5F6F80"/>
+                <w:sz w:val="18"/>
+                <w:szCs w:val="18"/>
+              </w:rPr>
+              <w:t xml:space="preserve">(3, 135): 3 tickets cost $135 — the independent quantity comes first.</w:t>
+            </w:r>
+          </w:p>
+        </w:tc>
+      </w:tr>
+      <w:tr>
+        <w:trPr>
+          <w:cantSplit/>
+        </w:trPr>
+        <w:tc>
+          <w:tcPr>
+            <w:tcW w:type="dxa" w:w="1800"/>
+            <w:tcMar>
+              <w:top w:type="dxa" w:w="80"/>
+              <w:left w:type="dxa" w:w="100"/>
+              <w:bottom w:type="dxa" w:w="80"/>
+              <w:right w:type="dxa" w:w="100"/>
+            </w:tcMar>
+            <w:vAlign w:val="top"/>
+          </w:tcPr>
+          <w:p>
+            <w:pPr>
+              <w:spacing w:after="30"/>
             </w:pPr>
             <w:r>
               <w:rPr>
                 <w:b/>
                 <w:bCs/>
                 <w:color w:val="12355B"/>
-                <w:sz w:val="24"/>
-                <w:szCs w:val="24"/>
-              </w:rPr>
-              <w:t xml:space="preserve">ordered pair</w:t>
-            </w:r>
+                <w:sz w:val="21"/>
+                <w:szCs w:val="21"/>
+              </w:rPr>
+              <w:t xml:space="preserve">axis</w:t>
+            </w:r>
+          </w:p>
+          <w:p>
+            <w:pPr>
+              <w:spacing w:after="0"/>
+            </w:pPr>
+            <w:r>
+              <w:rPr>
+                <w:i/>
+                <w:iCs/>
+                <w:color w:val="5F6F80"/>
+                <w:sz w:val="18"/>
+                <w:szCs w:val="18"/>
+              </w:rPr>
+              <w:t xml:space="preserve">eje</w:t>
+            </w:r>
+          </w:p>
+        </w:tc>
+        <w:tc>
+          <w:tcPr>
+            <w:tcW w:type="dxa" w:w="3160"/>
+            <w:tcMar>
+              <w:top w:type="dxa" w:w="80"/>
+              <w:left w:type="dxa" w:w="100"/>
+              <w:bottom w:type="dxa" w:w="80"/>
+              <w:right w:type="dxa" w:w="100"/>
+            </w:tcMar>
+            <w:vAlign w:val="top"/>
+          </w:tcPr>
+          <w:p>
+            <w:pPr>
+              <w:spacing w:after="0"/>
+            </w:pPr>
+            <w:r>
+              <w:rPr>
+                <w:sz w:val="20"/>
+                <w:szCs w:val="20"/>
+              </w:rPr>
+              <w:t xml:space="preserve">One of the two number lines that frame a graph. Each axis is labeled with a quantity from the problem.</w:t>
+            </w:r>
+          </w:p>
+        </w:tc>
+        <w:tc>
+          <w:tcPr>
+            <w:tcW w:type="dxa" w:w="2200"/>
+            <w:tcMar>
+              <w:top w:type="dxa" w:w="80"/>
+              <w:left w:type="dxa" w:w="100"/>
+              <w:bottom w:type="dxa" w:w="80"/>
+              <w:right w:type="dxa" w:w="100"/>
+            </w:tcMar>
+            <w:vAlign w:val="top"/>
+          </w:tcPr>
+          <w:p>
+            <w:pPr>
+              <w:spacing w:after="40"/>
+            </w:pPr>
             <w:r>
               <w:rPr>
                 <w:i/>
@@ -686,89 +1038,41 @@
                 <w:sz w:val="19"/>
                 <w:szCs w:val="19"/>
               </w:rPr>
-              <w:t xml:space="preserve">   par ordenado</w:t>
-            </w:r>
-          </w:p>
+              <w:t xml:space="preserve">Not axis: write a counter-example that breaks the definition.</w:t>
+            </w:r>
+          </w:p>
+          <w:p>
+            <w:pPr>
+              <w:pBdr>
+                <w:bottom w:val="single" w:color="AFBECC" w:sz="6"/>
+              </w:pBdr>
+              <w:spacing w:after="30" w:before="150"/>
+            </w:pPr>
+            <w:r>
+              <w:t xml:space="preserve"/>
+            </w:r>
+          </w:p>
+        </w:tc>
+        <w:tc>
+          <w:tcPr>
+            <w:tcW w:type="dxa" w:w="2200"/>
+            <w:tcMar>
+              <w:top w:type="dxa" w:w="80"/>
+              <w:left w:type="dxa" w:w="100"/>
+              <w:bottom w:type="dxa" w:w="80"/>
+              <w:right w:type="dxa" w:w="100"/>
+            </w:tcMar>
+            <w:vAlign w:val="top"/>
+          </w:tcPr>
           <w:p>
             <w:pPr>
               <w:spacing w:after="40"/>
-            </w:pPr>
-            <w:r>
-              <w:rPr>
-                <w:sz w:val="21"/>
-                <w:szCs w:val="21"/>
-              </w:rPr>
-              <w:t xml:space="preserve">Two numbers written as (x, y) that name one point on a graph. The independent variable comes first.</w:t>
-            </w:r>
-          </w:p>
-          <w:p>
-            <w:pPr>
-              <w:spacing w:after="0"/>
-            </w:pPr>
-            <w:r>
-              <w:rPr>
-                <w:b/>
-                <w:bCs/>
-                <w:color w:val="1FA6A2"/>
-                <w:sz w:val="18"/>
-                <w:szCs w:val="18"/>
-              </w:rPr>
-              <w:t xml:space="preserve">Example:  </w:t>
-            </w:r>
-            <w:r>
-              <w:rPr>
-                <w:i/>
-                <w:iCs/>
-                <w:color w:val="5F6F80"/>
-                <w:sz w:val="18"/>
-                <w:szCs w:val="18"/>
-              </w:rPr>
-              <w:t xml:space="preserve">(3, 135): 3 tickets cost $135 — the independent quantity comes first.</w:t>
-            </w:r>
-          </w:p>
-        </w:tc>
-      </w:tr>
-    </w:tbl>
-    <w:tbl>
-      <w:tblPr>
-        <w:tblW w:type="pct" w:w="100%"/>
-        <w:tblBorders>
-          <w:top w:val="none" w:color="FFFFFF" w:sz="0"/>
-          <w:left w:val="none" w:color="FFFFFF" w:sz="0"/>
-          <w:bottom w:val="single" w:color="C7D2DD" w:sz="4"/>
-          <w:right w:val="none" w:color="FFFFFF" w:sz="0"/>
-          <w:insideH w:val="none" w:color="FFFFFF" w:sz="0"/>
-          <w:insideV w:val="none" w:color="FFFFFF" w:sz="0"/>
-        </w:tblBorders>
-      </w:tblPr>
-      <w:tblGrid>
-        <w:gridCol w:w="1800"/>
-        <w:gridCol w:w="7560"/>
-      </w:tblGrid>
-      <w:tr>
-        <w:trPr>
-          <w:cantSplit/>
-        </w:trPr>
-        <w:tc>
-          <w:tcPr>
-            <w:tcW w:type="dxa" w:w="1800"/>
-            <w:tcMar>
-              <w:top w:type="dxa" w:w="100"/>
-              <w:left w:type="dxa" w:w="40"/>
-              <w:bottom w:type="dxa" w:w="100"/>
-              <w:right w:type="dxa" w:w="120"/>
-            </w:tcMar>
-            <w:vAlign w:val="center"/>
-          </w:tcPr>
-          <w:p>
-            <w:pPr>
-              <w:spacing w:after="0"/>
               <w:jc w:val="center"/>
             </w:pPr>
             <w:r>
               <w:drawing>
                 <wp:inline distT="0" distB="0" distL="0" distR="0">
-                  <wp:extent cx="1047750" cy="790575"/>
+                  <wp:extent cx="876300" cy="657225"/>
                   <wp:effectExtent t="0" r="0" b="0" l="0"/>
                   <wp:docPr id="1" name="" descr="" title=""/>
                   <wp:cNvGraphicFramePr>
@@ -793,7 +1097,7 @@
                         <pic:spPr bwMode="auto">
                           <a:xfrm>
                             <a:off x="0" y="0"/>
-                            <a:ext cx="1047750" cy="790575"/>
+                            <a:ext cx="876300" cy="657225"/>
                           </a:xfrm>
                           <a:prstGeom prst="rect">
                             <a:avLst/>
@@ -806,32 +1110,108 @@
               </w:drawing>
             </w:r>
           </w:p>
-        </w:tc>
-        <w:tc>
-          <w:tcPr>
-            <w:tcW w:type="dxa" w:w="7560"/>
-            <w:tcMar>
-              <w:top w:type="dxa" w:w="100"/>
-              <w:left w:type="dxa" w:w="40"/>
-              <w:bottom w:type="dxa" w:w="100"/>
-              <w:right w:type="dxa" w:w="40"/>
-            </w:tcMar>
-            <w:vAlign w:val="center"/>
-          </w:tcPr>
-          <w:p>
-            <w:pPr>
-              <w:spacing w:after="50"/>
+          <w:p>
+            <w:pPr>
+              <w:spacing w:after="0"/>
+            </w:pPr>
+            <w:r>
+              <w:rPr>
+                <w:i/>
+                <w:iCs/>
+                <w:color w:val="5F6F80"/>
+                <w:sz w:val="18"/>
+                <w:szCs w:val="18"/>
+              </w:rPr>
+              <w:t xml:space="preserve">Horizontal axis: months. Vertical axis: total cost.</w:t>
+            </w:r>
+          </w:p>
+        </w:tc>
+      </w:tr>
+      <w:tr>
+        <w:trPr>
+          <w:cantSplit/>
+        </w:trPr>
+        <w:tc>
+          <w:tcPr>
+            <w:tcW w:type="dxa" w:w="1800"/>
+            <w:tcMar>
+              <w:top w:type="dxa" w:w="80"/>
+              <w:left w:type="dxa" w:w="100"/>
+              <w:bottom w:type="dxa" w:w="80"/>
+              <w:right w:type="dxa" w:w="100"/>
+            </w:tcMar>
+            <w:vAlign w:val="top"/>
+          </w:tcPr>
+          <w:p>
+            <w:pPr>
+              <w:spacing w:after="30"/>
             </w:pPr>
             <w:r>
               <w:rPr>
                 <w:b/>
                 <w:bCs/>
                 <w:color w:val="12355B"/>
-                <w:sz w:val="24"/>
-                <w:szCs w:val="24"/>
-              </w:rPr>
-              <w:t xml:space="preserve">axis</w:t>
-            </w:r>
+                <w:sz w:val="21"/>
+                <w:szCs w:val="21"/>
+              </w:rPr>
+              <w:t xml:space="preserve">coordinates</w:t>
+            </w:r>
+          </w:p>
+          <w:p>
+            <w:pPr>
+              <w:spacing w:after="0"/>
+            </w:pPr>
+            <w:r>
+              <w:rPr>
+                <w:i/>
+                <w:iCs/>
+                <w:color w:val="5F6F80"/>
+                <w:sz w:val="18"/>
+                <w:szCs w:val="18"/>
+              </w:rPr>
+              <w:t xml:space="preserve">coordenadas</w:t>
+            </w:r>
+          </w:p>
+        </w:tc>
+        <w:tc>
+          <w:tcPr>
+            <w:tcW w:type="dxa" w:w="3160"/>
+            <w:tcMar>
+              <w:top w:type="dxa" w:w="80"/>
+              <w:left w:type="dxa" w:w="100"/>
+              <w:bottom w:type="dxa" w:w="80"/>
+              <w:right w:type="dxa" w:w="100"/>
+            </w:tcMar>
+            <w:vAlign w:val="top"/>
+          </w:tcPr>
+          <w:p>
+            <w:pPr>
+              <w:spacing w:after="0"/>
+            </w:pPr>
+            <w:r>
+              <w:rPr>
+                <w:sz w:val="20"/>
+                <w:szCs w:val="20"/>
+              </w:rPr>
+              <w:t xml:space="preserve">The numbers in an ordered pair that tell how far to move along each axis to reach a point.</w:t>
+            </w:r>
+          </w:p>
+        </w:tc>
+        <w:tc>
+          <w:tcPr>
+            <w:tcW w:type="dxa" w:w="2200"/>
+            <w:tcMar>
+              <w:top w:type="dxa" w:w="80"/>
+              <w:left w:type="dxa" w:w="100"/>
+              <w:bottom w:type="dxa" w:w="80"/>
+              <w:right w:type="dxa" w:w="100"/>
+            </w:tcMar>
+            <w:vAlign w:val="top"/>
+          </w:tcPr>
+          <w:p>
+            <w:pPr>
+              <w:spacing w:after="40"/>
+            </w:pPr>
             <w:r>
               <w:rPr>
                 <w:i/>
@@ -840,89 +1220,41 @@
                 <w:sz w:val="19"/>
                 <w:szCs w:val="19"/>
               </w:rPr>
-              <w:t xml:space="preserve">   eje</w:t>
-            </w:r>
-          </w:p>
+              <w:t xml:space="preserve">Not coordinates: write a counter-example that breaks the definition.</w:t>
+            </w:r>
+          </w:p>
+          <w:p>
+            <w:pPr>
+              <w:pBdr>
+                <w:bottom w:val="single" w:color="AFBECC" w:sz="6"/>
+              </w:pBdr>
+              <w:spacing w:after="30" w:before="150"/>
+            </w:pPr>
+            <w:r>
+              <w:t xml:space="preserve"/>
+            </w:r>
+          </w:p>
+        </w:tc>
+        <w:tc>
+          <w:tcPr>
+            <w:tcW w:type="dxa" w:w="2200"/>
+            <w:tcMar>
+              <w:top w:type="dxa" w:w="80"/>
+              <w:left w:type="dxa" w:w="100"/>
+              <w:bottom w:type="dxa" w:w="80"/>
+              <w:right w:type="dxa" w:w="100"/>
+            </w:tcMar>
+            <w:vAlign w:val="top"/>
+          </w:tcPr>
           <w:p>
             <w:pPr>
               <w:spacing w:after="40"/>
-            </w:pPr>
-            <w:r>
-              <w:rPr>
-                <w:sz w:val="21"/>
-                <w:szCs w:val="21"/>
-              </w:rPr>
-              <w:t xml:space="preserve">One of the two number lines that frame a graph. Each axis is labeled with a quantity from the problem.</w:t>
-            </w:r>
-          </w:p>
-          <w:p>
-            <w:pPr>
-              <w:spacing w:after="0"/>
-            </w:pPr>
-            <w:r>
-              <w:rPr>
-                <w:b/>
-                <w:bCs/>
-                <w:color w:val="1FA6A2"/>
-                <w:sz w:val="18"/>
-                <w:szCs w:val="18"/>
-              </w:rPr>
-              <w:t xml:space="preserve">Example:  </w:t>
-            </w:r>
-            <w:r>
-              <w:rPr>
-                <w:i/>
-                <w:iCs/>
-                <w:color w:val="5F6F80"/>
-                <w:sz w:val="18"/>
-                <w:szCs w:val="18"/>
-              </w:rPr>
-              <w:t xml:space="preserve">Horizontal axis: months. Vertical axis: total cost.</w:t>
-            </w:r>
-          </w:p>
-        </w:tc>
-      </w:tr>
-    </w:tbl>
-    <w:tbl>
-      <w:tblPr>
-        <w:tblW w:type="pct" w:w="100%"/>
-        <w:tblBorders>
-          <w:top w:val="none" w:color="FFFFFF" w:sz="0"/>
-          <w:left w:val="none" w:color="FFFFFF" w:sz="0"/>
-          <w:bottom w:val="single" w:color="C7D2DD" w:sz="4"/>
-          <w:right w:val="none" w:color="FFFFFF" w:sz="0"/>
-          <w:insideH w:val="none" w:color="FFFFFF" w:sz="0"/>
-          <w:insideV w:val="none" w:color="FFFFFF" w:sz="0"/>
-        </w:tblBorders>
-      </w:tblPr>
-      <w:tblGrid>
-        <w:gridCol w:w="1800"/>
-        <w:gridCol w:w="7560"/>
-      </w:tblGrid>
-      <w:tr>
-        <w:trPr>
-          <w:cantSplit/>
-        </w:trPr>
-        <w:tc>
-          <w:tcPr>
-            <w:tcW w:type="dxa" w:w="1800"/>
-            <w:tcMar>
-              <w:top w:type="dxa" w:w="100"/>
-              <w:left w:type="dxa" w:w="40"/>
-              <w:bottom w:type="dxa" w:w="100"/>
-              <w:right w:type="dxa" w:w="120"/>
-            </w:tcMar>
-            <w:vAlign w:val="center"/>
-          </w:tcPr>
-          <w:p>
-            <w:pPr>
-              <w:spacing w:after="0"/>
               <w:jc w:val="center"/>
             </w:pPr>
             <w:r>
               <w:drawing>
                 <wp:inline distT="0" distB="0" distL="0" distR="0">
-                  <wp:extent cx="1047750" cy="790575"/>
+                  <wp:extent cx="876300" cy="657225"/>
                   <wp:effectExtent t="0" r="0" b="0" l="0"/>
                   <wp:docPr id="1" name="" descr="" title=""/>
                   <wp:cNvGraphicFramePr>
@@ -947,7 +1279,7 @@
                         <pic:spPr bwMode="auto">
                           <a:xfrm>
                             <a:off x="0" y="0"/>
-                            <a:ext cx="1047750" cy="790575"/>
+                            <a:ext cx="876300" cy="657225"/>
                           </a:xfrm>
                           <a:prstGeom prst="rect">
                             <a:avLst/>
@@ -960,32 +1292,108 @@
               </w:drawing>
             </w:r>
           </w:p>
-        </w:tc>
-        <w:tc>
-          <w:tcPr>
-            <w:tcW w:type="dxa" w:w="7560"/>
-            <w:tcMar>
-              <w:top w:type="dxa" w:w="100"/>
-              <w:left w:type="dxa" w:w="40"/>
-              <w:bottom w:type="dxa" w:w="100"/>
-              <w:right w:type="dxa" w:w="40"/>
-            </w:tcMar>
-            <w:vAlign w:val="center"/>
-          </w:tcPr>
-          <w:p>
-            <w:pPr>
-              <w:spacing w:after="50"/>
+          <w:p>
+            <w:pPr>
+              <w:spacing w:after="0"/>
+            </w:pPr>
+            <w:r>
+              <w:rPr>
+                <w:i/>
+                <w:iCs/>
+                <w:color w:val="5F6F80"/>
+                <w:sz w:val="18"/>
+                <w:szCs w:val="18"/>
+              </w:rPr>
+              <w:t xml:space="preserve">In (4, 105), 4 says how far across and 105 how far up.</w:t>
+            </w:r>
+          </w:p>
+        </w:tc>
+      </w:tr>
+      <w:tr>
+        <w:trPr>
+          <w:cantSplit/>
+        </w:trPr>
+        <w:tc>
+          <w:tcPr>
+            <w:tcW w:type="dxa" w:w="1800"/>
+            <w:tcMar>
+              <w:top w:type="dxa" w:w="80"/>
+              <w:left w:type="dxa" w:w="100"/>
+              <w:bottom w:type="dxa" w:w="80"/>
+              <w:right w:type="dxa" w:w="100"/>
+            </w:tcMar>
+            <w:vAlign w:val="top"/>
+          </w:tcPr>
+          <w:p>
+            <w:pPr>
+              <w:spacing w:after="30"/>
             </w:pPr>
             <w:r>
               <w:rPr>
                 <w:b/>
                 <w:bCs/>
                 <w:color w:val="12355B"/>
-                <w:sz w:val="24"/>
-                <w:szCs w:val="24"/>
-              </w:rPr>
-              <w:t xml:space="preserve">coordinates</w:t>
-            </w:r>
+                <w:sz w:val="21"/>
+                <w:szCs w:val="21"/>
+              </w:rPr>
+              <w:t xml:space="preserve">Rate of change</w:t>
+            </w:r>
+          </w:p>
+          <w:p>
+            <w:pPr>
+              <w:spacing w:after="0"/>
+            </w:pPr>
+            <w:r>
+              <w:rPr>
+                <w:i/>
+                <w:iCs/>
+                <w:color w:val="5F6F80"/>
+                <w:sz w:val="18"/>
+                <w:szCs w:val="18"/>
+              </w:rPr>
+              <w:t xml:space="preserve">Tasa de cambio</w:t>
+            </w:r>
+          </w:p>
+        </w:tc>
+        <w:tc>
+          <w:tcPr>
+            <w:tcW w:type="dxa" w:w="3160"/>
+            <w:tcMar>
+              <w:top w:type="dxa" w:w="80"/>
+              <w:left w:type="dxa" w:w="100"/>
+              <w:bottom w:type="dxa" w:w="80"/>
+              <w:right w:type="dxa" w:w="100"/>
+            </w:tcMar>
+            <w:vAlign w:val="top"/>
+          </w:tcPr>
+          <w:p>
+            <w:pPr>
+              <w:spacing w:after="0"/>
+            </w:pPr>
+            <w:r>
+              <w:rPr>
+                <w:sz w:val="20"/>
+                <w:szCs w:val="20"/>
+              </w:rPr>
+              <w:t xml:space="preserve">How much y changes each time x goes up by one.</w:t>
+            </w:r>
+          </w:p>
+        </w:tc>
+        <w:tc>
+          <w:tcPr>
+            <w:tcW w:type="dxa" w:w="2200"/>
+            <w:tcMar>
+              <w:top w:type="dxa" w:w="80"/>
+              <w:left w:type="dxa" w:w="100"/>
+              <w:bottom w:type="dxa" w:w="80"/>
+              <w:right w:type="dxa" w:w="100"/>
+            </w:tcMar>
+            <w:vAlign w:val="top"/>
+          </w:tcPr>
+          <w:p>
+            <w:pPr>
+              <w:spacing w:after="40"/>
+            </w:pPr>
             <w:r>
               <w:rPr>
                 <w:i/>
@@ -994,89 +1402,41 @@
                 <w:sz w:val="19"/>
                 <w:szCs w:val="19"/>
               </w:rPr>
-              <w:t xml:space="preserve">   coordenadas</w:t>
-            </w:r>
-          </w:p>
+              <w:t xml:space="preserve">Not Rate of change: write a counter-example that breaks the definition.</w:t>
+            </w:r>
+          </w:p>
+          <w:p>
+            <w:pPr>
+              <w:pBdr>
+                <w:bottom w:val="single" w:color="AFBECC" w:sz="6"/>
+              </w:pBdr>
+              <w:spacing w:after="30" w:before="150"/>
+            </w:pPr>
+            <w:r>
+              <w:t xml:space="preserve"/>
+            </w:r>
+          </w:p>
+        </w:tc>
+        <w:tc>
+          <w:tcPr>
+            <w:tcW w:type="dxa" w:w="2200"/>
+            <w:tcMar>
+              <w:top w:type="dxa" w:w="80"/>
+              <w:left w:type="dxa" w:w="100"/>
+              <w:bottom w:type="dxa" w:w="80"/>
+              <w:right w:type="dxa" w:w="100"/>
+            </w:tcMar>
+            <w:vAlign w:val="top"/>
+          </w:tcPr>
           <w:p>
             <w:pPr>
               <w:spacing w:after="40"/>
-            </w:pPr>
-            <w:r>
-              <w:rPr>
-                <w:sz w:val="21"/>
-                <w:szCs w:val="21"/>
-              </w:rPr>
-              <w:t xml:space="preserve">The numbers in an ordered pair that tell how far to move along each axis to reach a point.</w:t>
-            </w:r>
-          </w:p>
-          <w:p>
-            <w:pPr>
-              <w:spacing w:after="0"/>
-            </w:pPr>
-            <w:r>
-              <w:rPr>
-                <w:b/>
-                <w:bCs/>
-                <w:color w:val="1FA6A2"/>
-                <w:sz w:val="18"/>
-                <w:szCs w:val="18"/>
-              </w:rPr>
-              <w:t xml:space="preserve">Example:  </w:t>
-            </w:r>
-            <w:r>
-              <w:rPr>
-                <w:i/>
-                <w:iCs/>
-                <w:color w:val="5F6F80"/>
-                <w:sz w:val="18"/>
-                <w:szCs w:val="18"/>
-              </w:rPr>
-              <w:t xml:space="preserve">In (4, 105), 4 says how far across and 105 how far up.</w:t>
-            </w:r>
-          </w:p>
-        </w:tc>
-      </w:tr>
-    </w:tbl>
-    <w:tbl>
-      <w:tblPr>
-        <w:tblW w:type="pct" w:w="100%"/>
-        <w:tblBorders>
-          <w:top w:val="none" w:color="FFFFFF" w:sz="0"/>
-          <w:left w:val="none" w:color="FFFFFF" w:sz="0"/>
-          <w:bottom w:val="single" w:color="C7D2DD" w:sz="4"/>
-          <w:right w:val="none" w:color="FFFFFF" w:sz="0"/>
-          <w:insideH w:val="none" w:color="FFFFFF" w:sz="0"/>
-          <w:insideV w:val="none" w:color="FFFFFF" w:sz="0"/>
-        </w:tblBorders>
-      </w:tblPr>
-      <w:tblGrid>
-        <w:gridCol w:w="1800"/>
-        <w:gridCol w:w="7560"/>
-      </w:tblGrid>
-      <w:tr>
-        <w:trPr>
-          <w:cantSplit/>
-        </w:trPr>
-        <w:tc>
-          <w:tcPr>
-            <w:tcW w:type="dxa" w:w="1800"/>
-            <w:tcMar>
-              <w:top w:type="dxa" w:w="100"/>
-              <w:left w:type="dxa" w:w="40"/>
-              <w:bottom w:type="dxa" w:w="100"/>
-              <w:right w:type="dxa" w:w="120"/>
-            </w:tcMar>
-            <w:vAlign w:val="center"/>
-          </w:tcPr>
-          <w:p>
-            <w:pPr>
-              <w:spacing w:after="0"/>
               <w:jc w:val="center"/>
             </w:pPr>
             <w:r>
               <w:drawing>
                 <wp:inline distT="0" distB="0" distL="0" distR="0">
-                  <wp:extent cx="1047750" cy="790575"/>
+                  <wp:extent cx="876300" cy="657225"/>
                   <wp:effectExtent t="0" r="0" b="0" l="0"/>
                   <wp:docPr id="1" name="" descr="" title=""/>
                   <wp:cNvGraphicFramePr>
@@ -1101,7 +1461,7 @@
                         <pic:spPr bwMode="auto">
                           <a:xfrm>
                             <a:off x="0" y="0"/>
-                            <a:ext cx="1047750" cy="790575"/>
+                            <a:ext cx="876300" cy="657225"/>
                           </a:xfrm>
                           <a:prstGeom prst="rect">
                             <a:avLst/>
@@ -1114,32 +1474,108 @@
               </w:drawing>
             </w:r>
           </w:p>
-        </w:tc>
-        <w:tc>
-          <w:tcPr>
-            <w:tcW w:type="dxa" w:w="7560"/>
-            <w:tcMar>
-              <w:top w:type="dxa" w:w="100"/>
-              <w:left w:type="dxa" w:w="40"/>
-              <w:bottom w:type="dxa" w:w="100"/>
-              <w:right w:type="dxa" w:w="40"/>
-            </w:tcMar>
-            <w:vAlign w:val="center"/>
-          </w:tcPr>
-          <w:p>
-            <w:pPr>
-              <w:spacing w:after="50"/>
+          <w:p>
+            <w:pPr>
+              <w:spacing w:after="0"/>
+            </w:pPr>
+            <w:r>
+              <w:rPr>
+                <w:i/>
+                <w:iCs/>
+                <w:color w:val="5F6F80"/>
+                <w:sz w:val="18"/>
+                <w:szCs w:val="18"/>
+              </w:rPr>
+              <w:t xml:space="preserve">Up $4 for each hour.</w:t>
+            </w:r>
+          </w:p>
+        </w:tc>
+      </w:tr>
+      <w:tr>
+        <w:trPr>
+          <w:cantSplit/>
+        </w:trPr>
+        <w:tc>
+          <w:tcPr>
+            <w:tcW w:type="dxa" w:w="1800"/>
+            <w:tcMar>
+              <w:top w:type="dxa" w:w="80"/>
+              <w:left w:type="dxa" w:w="100"/>
+              <w:bottom w:type="dxa" w:w="80"/>
+              <w:right w:type="dxa" w:w="100"/>
+            </w:tcMar>
+            <w:vAlign w:val="top"/>
+          </w:tcPr>
+          <w:p>
+            <w:pPr>
+              <w:spacing w:after="30"/>
             </w:pPr>
             <w:r>
               <w:rPr>
                 <w:b/>
                 <w:bCs/>
                 <w:color w:val="12355B"/>
-                <w:sz w:val="24"/>
-                <w:szCs w:val="24"/>
-              </w:rPr>
-              <w:t xml:space="preserve">Rate of change</w:t>
-            </w:r>
+                <w:sz w:val="21"/>
+                <w:szCs w:val="21"/>
+              </w:rPr>
+              <w:t xml:space="preserve">Origin</w:t>
+            </w:r>
+          </w:p>
+          <w:p>
+            <w:pPr>
+              <w:spacing w:after="0"/>
+            </w:pPr>
+            <w:r>
+              <w:rPr>
+                <w:i/>
+                <w:iCs/>
+                <w:color w:val="5F6F80"/>
+                <w:sz w:val="18"/>
+                <w:szCs w:val="18"/>
+              </w:rPr>
+              <w:t xml:space="preserve">Origen</w:t>
+            </w:r>
+          </w:p>
+        </w:tc>
+        <w:tc>
+          <w:tcPr>
+            <w:tcW w:type="dxa" w:w="3160"/>
+            <w:tcMar>
+              <w:top w:type="dxa" w:w="80"/>
+              <w:left w:type="dxa" w:w="100"/>
+              <w:bottom w:type="dxa" w:w="80"/>
+              <w:right w:type="dxa" w:w="100"/>
+            </w:tcMar>
+            <w:vAlign w:val="top"/>
+          </w:tcPr>
+          <w:p>
+            <w:pPr>
+              <w:spacing w:after="0"/>
+            </w:pPr>
+            <w:r>
+              <w:rPr>
+                <w:sz w:val="20"/>
+                <w:szCs w:val="20"/>
+              </w:rPr>
+              <w:t xml:space="preserve">The point (0, 0) where the two axes meet.</w:t>
+            </w:r>
+          </w:p>
+        </w:tc>
+        <w:tc>
+          <w:tcPr>
+            <w:tcW w:type="dxa" w:w="2200"/>
+            <w:tcMar>
+              <w:top w:type="dxa" w:w="80"/>
+              <w:left w:type="dxa" w:w="100"/>
+              <w:bottom w:type="dxa" w:w="80"/>
+              <w:right w:type="dxa" w:w="100"/>
+            </w:tcMar>
+            <w:vAlign w:val="top"/>
+          </w:tcPr>
+          <w:p>
+            <w:pPr>
+              <w:spacing w:after="40"/>
+            </w:pPr>
             <w:r>
               <w:rPr>
                 <w:i/>
@@ -1148,89 +1584,41 @@
                 <w:sz w:val="19"/>
                 <w:szCs w:val="19"/>
               </w:rPr>
-              <w:t xml:space="preserve">   Tasa de cambio</w:t>
-            </w:r>
-          </w:p>
+              <w:t xml:space="preserve">Not Origin: write a counter-example that breaks the definition.</w:t>
+            </w:r>
+          </w:p>
+          <w:p>
+            <w:pPr>
+              <w:pBdr>
+                <w:bottom w:val="single" w:color="AFBECC" w:sz="6"/>
+              </w:pBdr>
+              <w:spacing w:after="30" w:before="150"/>
+            </w:pPr>
+            <w:r>
+              <w:t xml:space="preserve"/>
+            </w:r>
+          </w:p>
+        </w:tc>
+        <w:tc>
+          <w:tcPr>
+            <w:tcW w:type="dxa" w:w="2200"/>
+            <w:tcMar>
+              <w:top w:type="dxa" w:w="80"/>
+              <w:left w:type="dxa" w:w="100"/>
+              <w:bottom w:type="dxa" w:w="80"/>
+              <w:right w:type="dxa" w:w="100"/>
+            </w:tcMar>
+            <w:vAlign w:val="top"/>
+          </w:tcPr>
           <w:p>
             <w:pPr>
               <w:spacing w:after="40"/>
-            </w:pPr>
-            <w:r>
-              <w:rPr>
-                <w:sz w:val="21"/>
-                <w:szCs w:val="21"/>
-              </w:rPr>
-              <w:t xml:space="preserve">How much y changes each time x goes up by one.</w:t>
-            </w:r>
-          </w:p>
-          <w:p>
-            <w:pPr>
-              <w:spacing w:after="0"/>
-            </w:pPr>
-            <w:r>
-              <w:rPr>
-                <w:b/>
-                <w:bCs/>
-                <w:color w:val="1FA6A2"/>
-                <w:sz w:val="18"/>
-                <w:szCs w:val="18"/>
-              </w:rPr>
-              <w:t xml:space="preserve">Example:  </w:t>
-            </w:r>
-            <w:r>
-              <w:rPr>
-                <w:i/>
-                <w:iCs/>
-                <w:color w:val="5F6F80"/>
-                <w:sz w:val="18"/>
-                <w:szCs w:val="18"/>
-              </w:rPr>
-              <w:t xml:space="preserve">Up $4 for each hour.</w:t>
-            </w:r>
-          </w:p>
-        </w:tc>
-      </w:tr>
-    </w:tbl>
-    <w:tbl>
-      <w:tblPr>
-        <w:tblW w:type="pct" w:w="100%"/>
-        <w:tblBorders>
-          <w:top w:val="none" w:color="FFFFFF" w:sz="0"/>
-          <w:left w:val="none" w:color="FFFFFF" w:sz="0"/>
-          <w:bottom w:val="single" w:color="C7D2DD" w:sz="4"/>
-          <w:right w:val="none" w:color="FFFFFF" w:sz="0"/>
-          <w:insideH w:val="none" w:color="FFFFFF" w:sz="0"/>
-          <w:insideV w:val="none" w:color="FFFFFF" w:sz="0"/>
-        </w:tblBorders>
-      </w:tblPr>
-      <w:tblGrid>
-        <w:gridCol w:w="1800"/>
-        <w:gridCol w:w="7560"/>
-      </w:tblGrid>
-      <w:tr>
-        <w:trPr>
-          <w:cantSplit/>
-        </w:trPr>
-        <w:tc>
-          <w:tcPr>
-            <w:tcW w:type="dxa" w:w="1800"/>
-            <w:tcMar>
-              <w:top w:type="dxa" w:w="100"/>
-              <w:left w:type="dxa" w:w="40"/>
-              <w:bottom w:type="dxa" w:w="100"/>
-              <w:right w:type="dxa" w:w="120"/>
-            </w:tcMar>
-            <w:vAlign w:val="center"/>
-          </w:tcPr>
-          <w:p>
-            <w:pPr>
-              <w:spacing w:after="0"/>
               <w:jc w:val="center"/>
             </w:pPr>
             <w:r>
               <w:drawing>
                 <wp:inline distT="0" distB="0" distL="0" distR="0">
-                  <wp:extent cx="1047750" cy="790575"/>
+                  <wp:extent cx="876300" cy="657225"/>
                   <wp:effectExtent t="0" r="0" b="0" l="0"/>
                   <wp:docPr id="1" name="" descr="" title=""/>
                   <wp:cNvGraphicFramePr>
@@ -1255,7 +1643,7 @@
                         <pic:spPr bwMode="auto">
                           <a:xfrm>
                             <a:off x="0" y="0"/>
-                            <a:ext cx="1047750" cy="790575"/>
+                            <a:ext cx="876300" cy="657225"/>
                           </a:xfrm>
                           <a:prstGeom prst="rect">
                             <a:avLst/>
@@ -1268,69 +1656,10 @@
               </w:drawing>
             </w:r>
           </w:p>
-        </w:tc>
-        <w:tc>
-          <w:tcPr>
-            <w:tcW w:type="dxa" w:w="7560"/>
-            <w:tcMar>
-              <w:top w:type="dxa" w:w="100"/>
-              <w:left w:type="dxa" w:w="40"/>
-              <w:bottom w:type="dxa" w:w="100"/>
-              <w:right w:type="dxa" w:w="40"/>
-            </w:tcMar>
-            <w:vAlign w:val="center"/>
-          </w:tcPr>
-          <w:p>
-            <w:pPr>
-              <w:spacing w:after="50"/>
-            </w:pPr>
-            <w:r>
-              <w:rPr>
-                <w:b/>
-                <w:bCs/>
-                <w:color w:val="12355B"/>
-                <w:sz w:val="24"/>
-                <w:szCs w:val="24"/>
-              </w:rPr>
-              <w:t xml:space="preserve">Origin</w:t>
-            </w:r>
-            <w:r>
-              <w:rPr>
-                <w:i/>
-                <w:iCs/>
-                <w:color w:val="5F6F80"/>
-                <w:sz w:val="19"/>
-                <w:szCs w:val="19"/>
-              </w:rPr>
-              <w:t xml:space="preserve">   Origen</w:t>
-            </w:r>
-          </w:p>
-          <w:p>
-            <w:pPr>
-              <w:spacing w:after="40"/>
-            </w:pPr>
-            <w:r>
-              <w:rPr>
-                <w:sz w:val="21"/>
-                <w:szCs w:val="21"/>
-              </w:rPr>
-              <w:t xml:space="preserve">The point (0, 0) where the two axes meet.</w:t>
-            </w:r>
-          </w:p>
           <w:p>
             <w:pPr>
               <w:spacing w:after="0"/>
             </w:pPr>
-            <w:r>
-              <w:rPr>
-                <w:b/>
-                <w:bCs/>
-                <w:color w:val="1FA6A2"/>
-                <w:sz w:val="18"/>
-                <w:szCs w:val="18"/>
-              </w:rPr>
-              <w:t xml:space="preserve">Example:  </w:t>
-            </w:r>
             <w:r>
               <w:rPr>
                 <w:i/>
@@ -2867,7 +3196,7 @@
           <w:sz w:val="19"/>
           <w:szCs w:val="19"/>
         </w:rPr>
-        <w:t xml:space="preserve">   You Do — show your work</w:t>
+        <w:t xml:space="preserve">   You Do — show your work and reasoning</w:t>
       </w:r>
     </w:p>
     <w:p>
@@ -2882,7 +3211,7 @@
           <w:sz w:val="19"/>
           <w:szCs w:val="19"/>
         </w:rPr>
-        <w:t xml:space="preserve">Solve each problem. Show your thinking in the work box.</w:t>
+        <w:t xml:space="preserve">Solve each problem in the middle column and explain your reasoning using the sentence starters on the right.</w:t>
       </w:r>
     </w:p>
     <w:p>
@@ -2911,120 +3240,219 @@
         <w:t xml:space="preserve">   stretch your thinking</w:t>
       </w:r>
     </w:p>
-    <w:p>
-      <w:pPr>
-        <w:keepNext/>
-        <w:spacing w:after="60" w:before="160"/>
-      </w:pPr>
-      <w:r>
-        <w:rPr>
-          <w:b/>
-          <w:bCs/>
-          <w:color w:val="12355B"/>
-          <w:sz w:val="22"/>
-          <w:szCs w:val="22"/>
-        </w:rPr>
-        <w:t xml:space="preserve">1.  </w:t>
-      </w:r>
-      <w:r>
-        <w:rPr>
-          <w:b/>
-          <w:bCs/>
-          <w:sz w:val="21"/>
-          <w:szCs w:val="21"/>
-        </w:rPr>
-        <w:t xml:space="preserve">Nakai's savings account has a principal of $750 and earns 3.5% simple interest each year. How much interest does Nakai earn in one year?</w:t>
-      </w:r>
-    </w:p>
-    <w:p>
-      <w:pPr>
-        <w:spacing w:after="40"/>
-        <w:ind w:left="420"/>
-      </w:pPr>
-      <w:r>
-        <w:rPr>
-          <w:sz w:val="20"/>
-          <w:szCs w:val="20"/>
-        </w:rPr>
-        <w:t xml:space="preserve">A)  $3.50</w:t>
-      </w:r>
-    </w:p>
-    <w:p>
-      <w:pPr>
-        <w:spacing w:after="40"/>
-        <w:ind w:left="420"/>
-      </w:pPr>
-      <w:r>
-        <w:rPr>
-          <w:sz w:val="20"/>
-          <w:szCs w:val="20"/>
-        </w:rPr>
-        <w:t xml:space="preserve">B)  $26.25</w:t>
-      </w:r>
-    </w:p>
-    <w:p>
-      <w:pPr>
-        <w:spacing w:after="40"/>
-        <w:ind w:left="420"/>
-      </w:pPr>
-      <w:r>
-        <w:rPr>
-          <w:sz w:val="20"/>
-          <w:szCs w:val="20"/>
-        </w:rPr>
-        <w:t xml:space="preserve">C)  $75.00</w:t>
-      </w:r>
-    </w:p>
-    <w:p>
-      <w:pPr>
-        <w:spacing w:after="40"/>
-        <w:ind w:left="420"/>
-      </w:pPr>
-      <w:r>
-        <w:rPr>
-          <w:sz w:val="20"/>
-          <w:szCs w:val="20"/>
-        </w:rPr>
-        <w:t xml:space="preserve">D)  $262.50</w:t>
-      </w:r>
-    </w:p>
-    <w:p>
-      <w:pPr>
-        <w:spacing w:after="20"/>
-      </w:pPr>
-      <w:r>
-        <w:t xml:space="preserve"/>
-      </w:r>
-    </w:p>
     <w:tbl>
       <w:tblPr>
-        <w:tblW w:type="pct" w:w="100%"/>
+        <w:tblW w:type="dxa" w:w="9360"/>
         <w:tblBorders>
           <w:top w:val="single" w:color="C7D2DD" w:sz="6"/>
           <w:left w:val="single" w:color="C7D2DD" w:sz="6"/>
           <w:bottom w:val="single" w:color="C7D2DD" w:sz="6"/>
           <w:right w:val="single" w:color="C7D2DD" w:sz="6"/>
-          <w:insideH w:val="single" w:color="auto" w:sz="4"/>
-          <w:insideV w:val="single" w:color="auto" w:sz="4"/>
+          <w:insideH w:val="single" w:color="C7D2DD" w:sz="6"/>
+          <w:insideV w:val="single" w:color="C7D2DD" w:sz="6"/>
         </w:tblBorders>
       </w:tblPr>
       <w:tblGrid>
-        <w:gridCol w:w="100"/>
+        <w:gridCol w:w="2800"/>
+        <w:gridCol w:w="3560"/>
+        <w:gridCol w:w="3000"/>
       </w:tblGrid>
       <w:tr>
-        <w:tc>
-          <w:tcPr>
+        <w:trPr>
+          <w:cantSplit/>
+          <w:tblHeader/>
+        </w:trPr>
+        <w:tc>
+          <w:tcPr>
+            <w:tcW w:type="dxa" w:w="2800"/>
+            <w:shd w:fill="EEF4F8" w:color="auto" w:val="clear"/>
+            <w:tcMar>
+              <w:top w:type="dxa" w:w="60"/>
+              <w:left w:type="dxa" w:w="100"/>
+              <w:bottom w:type="dxa" w:w="60"/>
+              <w:right w:type="dxa" w:w="100"/>
+            </w:tcMar>
+          </w:tcPr>
+          <w:p>
+            <w:pPr>
+              <w:spacing w:after="0"/>
+            </w:pPr>
+            <w:r>
+              <w:rPr>
+                <w:b/>
+                <w:bCs/>
+                <w:color w:val="12355B"/>
+                <w:sz w:val="16"/>
+                <w:szCs w:val="16"/>
+              </w:rPr>
+              <w:t xml:space="preserve">CORE PROBLEM / GIVEN REPRESENTATION</w:t>
+            </w:r>
+          </w:p>
+        </w:tc>
+        <w:tc>
+          <w:tcPr>
+            <w:tcW w:type="dxa" w:w="3560"/>
+            <w:shd w:fill="EEF4F8" w:color="auto" w:val="clear"/>
+            <w:tcMar>
+              <w:top w:type="dxa" w:w="60"/>
+              <w:left w:type="dxa" w:w="100"/>
+              <w:bottom w:type="dxa" w:w="60"/>
+              <w:right w:type="dxa" w:w="100"/>
+            </w:tcMar>
+          </w:tcPr>
+          <w:p>
+            <w:pPr>
+              <w:spacing w:after="0"/>
+            </w:pPr>
+            <w:r>
+              <w:rPr>
+                <w:b/>
+                <w:bCs/>
+                <w:color w:val="12355B"/>
+                <w:sz w:val="16"/>
+                <w:szCs w:val="16"/>
+              </w:rPr>
+              <w:t xml:space="preserve">WORKING SPACE / CALCULATION STEPS</w:t>
+            </w:r>
+          </w:p>
+        </w:tc>
+        <w:tc>
+          <w:tcPr>
+            <w:tcW w:type="dxa" w:w="3000"/>
             <w:shd w:fill="FBF3E2" w:color="auto" w:val="clear"/>
             <w:tcMar>
               <w:top w:type="dxa" w:w="60"/>
-              <w:left w:type="dxa" w:w="120"/>
+              <w:left w:type="dxa" w:w="100"/>
               <w:bottom w:type="dxa" w:w="60"/>
-              <w:right w:type="dxa" w:w="120"/>
-            </w:tcMar>
-          </w:tcPr>
-          <w:p>
-            <w:pPr>
-              <w:spacing w:after="0" w:line="320"/>
+              <w:right w:type="dxa" w:w="100"/>
+            </w:tcMar>
+          </w:tcPr>
+          <w:p>
+            <w:pPr>
+              <w:spacing w:after="0"/>
+            </w:pPr>
+            <w:r>
+              <w:rPr>
+                <w:b/>
+                <w:bCs/>
+                <w:color w:val="B97A12"/>
+                <w:sz w:val="16"/>
+                <w:szCs w:val="16"/>
+              </w:rPr>
+              <w:t xml:space="preserve">EXPLAIN YOUR REASONING</w:t>
+            </w:r>
+          </w:p>
+        </w:tc>
+      </w:tr>
+      <w:tr>
+        <w:trPr>
+          <w:cantSplit/>
+        </w:trPr>
+        <w:tc>
+          <w:tcPr>
+            <w:tcW w:type="dxa" w:w="2800"/>
+            <w:tcMar>
+              <w:top w:type="dxa" w:w="80"/>
+              <w:left w:type="dxa" w:w="100"/>
+              <w:bottom w:type="dxa" w:w="80"/>
+              <w:right w:type="dxa" w:w="100"/>
+            </w:tcMar>
+            <w:vAlign w:val="top"/>
+          </w:tcPr>
+          <w:p>
+            <w:pPr>
+              <w:spacing w:after="60"/>
+            </w:pPr>
+            <w:r>
+              <w:rPr>
+                <w:b/>
+                <w:bCs/>
+                <w:color w:val="12355B"/>
+                <w:sz w:val="21"/>
+                <w:szCs w:val="21"/>
+              </w:rPr>
+              <w:t xml:space="preserve">1.  </w:t>
+            </w:r>
+            <w:r>
+              <w:rPr>
+                <w:b/>
+                <w:bCs/>
+                <w:sz w:val="20"/>
+                <w:szCs w:val="20"/>
+              </w:rPr>
+              <w:t xml:space="preserve">Nakai's savings account has a principal of $750 and earns 3.5% simple interest each year. How much interest does Nakai earn in one year?</w:t>
+            </w:r>
+          </w:p>
+          <w:p>
+            <w:pPr>
+              <w:spacing w:after="30"/>
+              <w:ind w:left="180"/>
+            </w:pPr>
+            <w:r>
+              <w:rPr>
+                <w:sz w:val="19"/>
+                <w:szCs w:val="19"/>
+              </w:rPr>
+              <w:t xml:space="preserve">A)  $3.50</w:t>
+            </w:r>
+          </w:p>
+          <w:p>
+            <w:pPr>
+              <w:spacing w:after="30"/>
+              <w:ind w:left="180"/>
+            </w:pPr>
+            <w:r>
+              <w:rPr>
+                <w:sz w:val="19"/>
+                <w:szCs w:val="19"/>
+              </w:rPr>
+              <w:t xml:space="preserve">B)  $26.25</w:t>
+            </w:r>
+          </w:p>
+          <w:p>
+            <w:pPr>
+              <w:spacing w:after="30"/>
+              <w:ind w:left="180"/>
+            </w:pPr>
+            <w:r>
+              <w:rPr>
+                <w:sz w:val="19"/>
+                <w:szCs w:val="19"/>
+              </w:rPr>
+              <w:t xml:space="preserve">C)  $75.00</w:t>
+            </w:r>
+          </w:p>
+          <w:p>
+            <w:pPr>
+              <w:spacing w:after="30"/>
+              <w:ind w:left="180"/>
+            </w:pPr>
+            <w:r>
+              <w:rPr>
+                <w:sz w:val="19"/>
+                <w:szCs w:val="19"/>
+              </w:rPr>
+              <w:t xml:space="preserve">D)  $262.50</w:t>
+            </w:r>
+          </w:p>
+        </w:tc>
+        <w:tc>
+          <w:tcPr>
+            <w:tcW w:type="dxa" w:w="3560"/>
+            <w:tcMar>
+              <w:top w:type="dxa" w:w="80"/>
+              <w:left w:type="dxa" w:w="100"/>
+              <w:bottom w:type="dxa" w:w="80"/>
+              <w:right w:type="dxa" w:w="100"/>
+            </w:tcMar>
+            <w:vAlign w:val="top"/>
+          </w:tcPr>
+          <w:p>
+            <w:pPr>
+              <w:pBdr>
+                <w:bottom w:val="single" w:color="AFBECC" w:sz="6"/>
+              </w:pBdr>
+              <w:spacing w:after="30" w:before="150"/>
             </w:pPr>
             <w:r>
               <w:t xml:space="preserve"/>
@@ -3032,7 +3460,147 @@
           </w:p>
           <w:p>
             <w:pPr>
-              <w:spacing w:after="0" w:line="320"/>
+              <w:pBdr>
+                <w:bottom w:val="single" w:color="AFBECC" w:sz="6"/>
+              </w:pBdr>
+              <w:spacing w:after="30" w:before="150"/>
+            </w:pPr>
+            <w:r>
+              <w:t xml:space="preserve"/>
+            </w:r>
+          </w:p>
+          <w:p>
+            <w:pPr>
+              <w:pBdr>
+                <w:bottom w:val="single" w:color="AFBECC" w:sz="6"/>
+              </w:pBdr>
+              <w:spacing w:after="30" w:before="150"/>
+            </w:pPr>
+            <w:r>
+              <w:t xml:space="preserve"/>
+            </w:r>
+          </w:p>
+          <w:p>
+            <w:pPr>
+              <w:pBdr>
+                <w:bottom w:val="single" w:color="AFBECC" w:sz="6"/>
+              </w:pBdr>
+              <w:spacing w:after="30" w:before="150"/>
+            </w:pPr>
+            <w:r>
+              <w:t xml:space="preserve"/>
+            </w:r>
+          </w:p>
+        </w:tc>
+        <w:tc>
+          <w:tcPr>
+            <w:tcW w:type="dxa" w:w="3000"/>
+            <w:shd w:fill="FBF3E2" w:color="auto" w:val="clear"/>
+            <w:tcMar>
+              <w:top w:type="dxa" w:w="80"/>
+              <w:left w:type="dxa" w:w="100"/>
+              <w:bottom w:type="dxa" w:w="80"/>
+              <w:right w:type="dxa" w:w="100"/>
+            </w:tcMar>
+            <w:vAlign w:val="top"/>
+          </w:tcPr>
+          <w:p>
+            <w:pPr>
+              <w:spacing w:after="40"/>
+            </w:pPr>
+            <w:r>
+              <w:rPr>
+                <w:b/>
+                <w:bCs/>
+                <w:color w:val="12355B"/>
+                <w:sz w:val="19"/>
+                <w:szCs w:val="19"/>
+              </w:rPr>
+              <w:t xml:space="preserve">Because... </w:t>
+            </w:r>
+            <w:r>
+              <w:rPr>
+                <w:color w:val="AFBECC"/>
+                <w:sz w:val="19"/>
+                <w:szCs w:val="19"/>
+              </w:rPr>
+              <w:t xml:space="preserve">________________</w:t>
+            </w:r>
+          </w:p>
+          <w:p>
+            <w:pPr>
+              <w:pBdr>
+                <w:bottom w:val="single" w:color="AFBECC" w:sz="6"/>
+              </w:pBdr>
+              <w:spacing w:after="30" w:before="150"/>
+            </w:pPr>
+            <w:r>
+              <w:t xml:space="preserve"/>
+            </w:r>
+          </w:p>
+          <w:p>
+            <w:pPr>
+              <w:spacing w:after="40" w:before="80"/>
+            </w:pPr>
+            <w:r>
+              <w:rPr>
+                <w:b/>
+                <w:bCs/>
+                <w:color w:val="6B4FA0"/>
+                <w:sz w:val="19"/>
+                <w:szCs w:val="19"/>
+              </w:rPr>
+              <w:t xml:space="preserve">Although... </w:t>
+            </w:r>
+            <w:r>
+              <w:rPr>
+                <w:color w:val="AFBECC"/>
+                <w:sz w:val="19"/>
+                <w:szCs w:val="19"/>
+              </w:rPr>
+              <w:t xml:space="preserve">_______________</w:t>
+            </w:r>
+          </w:p>
+          <w:p>
+            <w:pPr>
+              <w:pBdr>
+                <w:bottom w:val="single" w:color="AFBECC" w:sz="6"/>
+              </w:pBdr>
+              <w:spacing w:after="30" w:before="150"/>
+            </w:pPr>
+            <w:r>
+              <w:t xml:space="preserve"/>
+            </w:r>
+          </w:p>
+          <w:p>
+            <w:pPr>
+              <w:spacing w:after="40" w:before="80"/>
+            </w:pPr>
+            <w:r>
+              <w:rPr>
+                <w:b/>
+                <w:bCs/>
+                <w:color w:val="1FA6A2"/>
+                <w:sz w:val="19"/>
+                <w:szCs w:val="19"/>
+              </w:rPr>
+              <w:t xml:space="preserve">Therefore... </w:t>
+            </w:r>
+            <w:r>
+              <w:rPr>
+                <w:color w:val="AFBECC"/>
+                <w:sz w:val="19"/>
+                <w:szCs w:val="19"/>
+              </w:rPr>
+              <w:t xml:space="preserve">______________</w:t>
+            </w:r>
+          </w:p>
+          <w:p>
+            <w:pPr>
+              <w:pBdr>
+                <w:bottom w:val="single" w:color="AFBECC" w:sz="6"/>
+              </w:pBdr>
+              <w:spacing w:after="30" w:before="150"/>
             </w:pPr>
             <w:r>
               <w:t xml:space="preserve"/>
@@ -3043,84 +3611,7 @@
     </w:tbl>
     <w:p>
       <w:pPr>
-        <w:keepNext/>
-        <w:spacing w:after="60" w:before="160"/>
-      </w:pPr>
-      <w:r>
-        <w:rPr>
-          <w:b/>
-          <w:bCs/>
-          <w:color w:val="12355B"/>
-          <w:sz w:val="22"/>
-          <w:szCs w:val="22"/>
-        </w:rPr>
-        <w:t xml:space="preserve">2.  </w:t>
-      </w:r>
-      <w:r>
-        <w:rPr>
-          <w:b/>
-          <w:bCs/>
-          <w:sz w:val="21"/>
-          <w:szCs w:val="21"/>
-        </w:rPr>
-        <w:t xml:space="preserve">Nakai earns $26.25 in simple interest every year. On the graph of years vs. interest earned, which point represents 4 years?</w:t>
-      </w:r>
-    </w:p>
-    <w:p>
-      <w:pPr>
-        <w:spacing w:after="40"/>
-        <w:ind w:left="420"/>
-      </w:pPr>
-      <w:r>
-        <w:rPr>
-          <w:sz w:val="20"/>
-          <w:szCs w:val="20"/>
-        </w:rPr>
-        <w:t xml:space="preserve">A)  (4, 105)</w:t>
-      </w:r>
-    </w:p>
-    <w:p>
-      <w:pPr>
-        <w:spacing w:after="40"/>
-        <w:ind w:left="420"/>
-      </w:pPr>
-      <w:r>
-        <w:rPr>
-          <w:sz w:val="20"/>
-          <w:szCs w:val="20"/>
-        </w:rPr>
-        <w:t xml:space="preserve">B)  (4, 26.25)</w:t>
-      </w:r>
-    </w:p>
-    <w:p>
-      <w:pPr>
-        <w:spacing w:after="40"/>
-        <w:ind w:left="420"/>
-      </w:pPr>
-      <w:r>
-        <w:rPr>
-          <w:sz w:val="20"/>
-          <w:szCs w:val="20"/>
-        </w:rPr>
-        <w:t xml:space="preserve">C)  (4, 78.75)</w:t>
-      </w:r>
-    </w:p>
-    <w:p>
-      <w:pPr>
-        <w:spacing w:after="40"/>
-        <w:ind w:left="420"/>
-      </w:pPr>
-      <w:r>
-        <w:rPr>
-          <w:sz w:val="20"/>
-          <w:szCs w:val="20"/>
-        </w:rPr>
-        <w:t xml:space="preserve">D)  (4, 750)</w:t>
-      </w:r>
-    </w:p>
-    <w:p>
-      <w:pPr>
-        <w:spacing w:after="20"/>
+        <w:spacing w:after="80"/>
       </w:pPr>
       <w:r>
         <w:t xml:space="preserve"/>
@@ -3128,33 +3619,217 @@
     </w:p>
     <w:tbl>
       <w:tblPr>
-        <w:tblW w:type="pct" w:w="100%"/>
+        <w:tblW w:type="dxa" w:w="9360"/>
         <w:tblBorders>
           <w:top w:val="single" w:color="C7D2DD" w:sz="6"/>
           <w:left w:val="single" w:color="C7D2DD" w:sz="6"/>
           <w:bottom w:val="single" w:color="C7D2DD" w:sz="6"/>
           <w:right w:val="single" w:color="C7D2DD" w:sz="6"/>
-          <w:insideH w:val="single" w:color="auto" w:sz="4"/>
-          <w:insideV w:val="single" w:color="auto" w:sz="4"/>
+          <w:insideH w:val="single" w:color="C7D2DD" w:sz="6"/>
+          <w:insideV w:val="single" w:color="C7D2DD" w:sz="6"/>
         </w:tblBorders>
       </w:tblPr>
       <w:tblGrid>
-        <w:gridCol w:w="100"/>
+        <w:gridCol w:w="2800"/>
+        <w:gridCol w:w="3560"/>
+        <w:gridCol w:w="3000"/>
       </w:tblGrid>
       <w:tr>
-        <w:tc>
-          <w:tcPr>
+        <w:trPr>
+          <w:cantSplit/>
+          <w:tblHeader/>
+        </w:trPr>
+        <w:tc>
+          <w:tcPr>
+            <w:tcW w:type="dxa" w:w="2800"/>
+            <w:shd w:fill="EEF4F8" w:color="auto" w:val="clear"/>
+            <w:tcMar>
+              <w:top w:type="dxa" w:w="60"/>
+              <w:left w:type="dxa" w:w="100"/>
+              <w:bottom w:type="dxa" w:w="60"/>
+              <w:right w:type="dxa" w:w="100"/>
+            </w:tcMar>
+          </w:tcPr>
+          <w:p>
+            <w:pPr>
+              <w:spacing w:after="0"/>
+            </w:pPr>
+            <w:r>
+              <w:rPr>
+                <w:b/>
+                <w:bCs/>
+                <w:color w:val="12355B"/>
+                <w:sz w:val="16"/>
+                <w:szCs w:val="16"/>
+              </w:rPr>
+              <w:t xml:space="preserve">CORE PROBLEM / GIVEN REPRESENTATION</w:t>
+            </w:r>
+          </w:p>
+        </w:tc>
+        <w:tc>
+          <w:tcPr>
+            <w:tcW w:type="dxa" w:w="3560"/>
+            <w:shd w:fill="EEF4F8" w:color="auto" w:val="clear"/>
+            <w:tcMar>
+              <w:top w:type="dxa" w:w="60"/>
+              <w:left w:type="dxa" w:w="100"/>
+              <w:bottom w:type="dxa" w:w="60"/>
+              <w:right w:type="dxa" w:w="100"/>
+            </w:tcMar>
+          </w:tcPr>
+          <w:p>
+            <w:pPr>
+              <w:spacing w:after="0"/>
+            </w:pPr>
+            <w:r>
+              <w:rPr>
+                <w:b/>
+                <w:bCs/>
+                <w:color w:val="12355B"/>
+                <w:sz w:val="16"/>
+                <w:szCs w:val="16"/>
+              </w:rPr>
+              <w:t xml:space="preserve">WORKING SPACE / CALCULATION STEPS</w:t>
+            </w:r>
+          </w:p>
+        </w:tc>
+        <w:tc>
+          <w:tcPr>
+            <w:tcW w:type="dxa" w:w="3000"/>
             <w:shd w:fill="FBF3E2" w:color="auto" w:val="clear"/>
             <w:tcMar>
               <w:top w:type="dxa" w:w="60"/>
-              <w:left w:type="dxa" w:w="120"/>
+              <w:left w:type="dxa" w:w="100"/>
               <w:bottom w:type="dxa" w:w="60"/>
-              <w:right w:type="dxa" w:w="120"/>
-            </w:tcMar>
-          </w:tcPr>
-          <w:p>
-            <w:pPr>
-              <w:spacing w:after="0" w:line="320"/>
+              <w:right w:type="dxa" w:w="100"/>
+            </w:tcMar>
+          </w:tcPr>
+          <w:p>
+            <w:pPr>
+              <w:spacing w:after="0"/>
+            </w:pPr>
+            <w:r>
+              <w:rPr>
+                <w:b/>
+                <w:bCs/>
+                <w:color w:val="B97A12"/>
+                <w:sz w:val="16"/>
+                <w:szCs w:val="16"/>
+              </w:rPr>
+              <w:t xml:space="preserve">EXPLAIN YOUR REASONING</w:t>
+            </w:r>
+          </w:p>
+        </w:tc>
+      </w:tr>
+      <w:tr>
+        <w:trPr>
+          <w:cantSplit/>
+        </w:trPr>
+        <w:tc>
+          <w:tcPr>
+            <w:tcW w:type="dxa" w:w="2800"/>
+            <w:tcMar>
+              <w:top w:type="dxa" w:w="80"/>
+              <w:left w:type="dxa" w:w="100"/>
+              <w:bottom w:type="dxa" w:w="80"/>
+              <w:right w:type="dxa" w:w="100"/>
+            </w:tcMar>
+            <w:vAlign w:val="top"/>
+          </w:tcPr>
+          <w:p>
+            <w:pPr>
+              <w:spacing w:after="60"/>
+            </w:pPr>
+            <w:r>
+              <w:rPr>
+                <w:b/>
+                <w:bCs/>
+                <w:color w:val="12355B"/>
+                <w:sz w:val="21"/>
+                <w:szCs w:val="21"/>
+              </w:rPr>
+              <w:t xml:space="preserve">2.  </w:t>
+            </w:r>
+            <w:r>
+              <w:rPr>
+                <w:b/>
+                <w:bCs/>
+                <w:sz w:val="20"/>
+                <w:szCs w:val="20"/>
+              </w:rPr>
+              <w:t xml:space="preserve">Nakai earns $26.25 in simple interest every year. On the graph of years vs. interest earned, which point represents 4 years?</w:t>
+            </w:r>
+          </w:p>
+          <w:p>
+            <w:pPr>
+              <w:spacing w:after="30"/>
+              <w:ind w:left="180"/>
+            </w:pPr>
+            <w:r>
+              <w:rPr>
+                <w:sz w:val="19"/>
+                <w:szCs w:val="19"/>
+              </w:rPr>
+              <w:t xml:space="preserve">A)  (4, 105)</w:t>
+            </w:r>
+          </w:p>
+          <w:p>
+            <w:pPr>
+              <w:spacing w:after="30"/>
+              <w:ind w:left="180"/>
+            </w:pPr>
+            <w:r>
+              <w:rPr>
+                <w:sz w:val="19"/>
+                <w:szCs w:val="19"/>
+              </w:rPr>
+              <w:t xml:space="preserve">B)  (4, 26.25)</w:t>
+            </w:r>
+          </w:p>
+          <w:p>
+            <w:pPr>
+              <w:spacing w:after="30"/>
+              <w:ind w:left="180"/>
+            </w:pPr>
+            <w:r>
+              <w:rPr>
+                <w:sz w:val="19"/>
+                <w:szCs w:val="19"/>
+              </w:rPr>
+              <w:t xml:space="preserve">C)  (4, 78.75)</w:t>
+            </w:r>
+          </w:p>
+          <w:p>
+            <w:pPr>
+              <w:spacing w:after="30"/>
+              <w:ind w:left="180"/>
+            </w:pPr>
+            <w:r>
+              <w:rPr>
+                <w:sz w:val="19"/>
+                <w:szCs w:val="19"/>
+              </w:rPr>
+              <w:t xml:space="preserve">D)  (4, 750)</w:t>
+            </w:r>
+          </w:p>
+        </w:tc>
+        <w:tc>
+          <w:tcPr>
+            <w:tcW w:type="dxa" w:w="3560"/>
+            <w:tcMar>
+              <w:top w:type="dxa" w:w="80"/>
+              <w:left w:type="dxa" w:w="100"/>
+              <w:bottom w:type="dxa" w:w="80"/>
+              <w:right w:type="dxa" w:w="100"/>
+            </w:tcMar>
+            <w:vAlign w:val="top"/>
+          </w:tcPr>
+          <w:p>
+            <w:pPr>
+              <w:pBdr>
+                <w:bottom w:val="single" w:color="AFBECC" w:sz="6"/>
+              </w:pBdr>
+              <w:spacing w:after="30" w:before="150"/>
             </w:pPr>
             <w:r>
               <w:t xml:space="preserve"/>
@@ -3162,7 +3837,147 @@
           </w:p>
           <w:p>
             <w:pPr>
-              <w:spacing w:after="0" w:line="320"/>
+              <w:pBdr>
+                <w:bottom w:val="single" w:color="AFBECC" w:sz="6"/>
+              </w:pBdr>
+              <w:spacing w:after="30" w:before="150"/>
+            </w:pPr>
+            <w:r>
+              <w:t xml:space="preserve"/>
+            </w:r>
+          </w:p>
+          <w:p>
+            <w:pPr>
+              <w:pBdr>
+                <w:bottom w:val="single" w:color="AFBECC" w:sz="6"/>
+              </w:pBdr>
+              <w:spacing w:after="30" w:before="150"/>
+            </w:pPr>
+            <w:r>
+              <w:t xml:space="preserve"/>
+            </w:r>
+          </w:p>
+          <w:p>
+            <w:pPr>
+              <w:pBdr>
+                <w:bottom w:val="single" w:color="AFBECC" w:sz="6"/>
+              </w:pBdr>
+              <w:spacing w:after="30" w:before="150"/>
+            </w:pPr>
+            <w:r>
+              <w:t xml:space="preserve"/>
+            </w:r>
+          </w:p>
+        </w:tc>
+        <w:tc>
+          <w:tcPr>
+            <w:tcW w:type="dxa" w:w="3000"/>
+            <w:shd w:fill="FBF3E2" w:color="auto" w:val="clear"/>
+            <w:tcMar>
+              <w:top w:type="dxa" w:w="80"/>
+              <w:left w:type="dxa" w:w="100"/>
+              <w:bottom w:type="dxa" w:w="80"/>
+              <w:right w:type="dxa" w:w="100"/>
+            </w:tcMar>
+            <w:vAlign w:val="top"/>
+          </w:tcPr>
+          <w:p>
+            <w:pPr>
+              <w:spacing w:after="40"/>
+            </w:pPr>
+            <w:r>
+              <w:rPr>
+                <w:b/>
+                <w:bCs/>
+                <w:color w:val="12355B"/>
+                <w:sz w:val="19"/>
+                <w:szCs w:val="19"/>
+              </w:rPr>
+              <w:t xml:space="preserve">Because... </w:t>
+            </w:r>
+            <w:r>
+              <w:rPr>
+                <w:color w:val="AFBECC"/>
+                <w:sz w:val="19"/>
+                <w:szCs w:val="19"/>
+              </w:rPr>
+              <w:t xml:space="preserve">________________</w:t>
+            </w:r>
+          </w:p>
+          <w:p>
+            <w:pPr>
+              <w:pBdr>
+                <w:bottom w:val="single" w:color="AFBECC" w:sz="6"/>
+              </w:pBdr>
+              <w:spacing w:after="30" w:before="150"/>
+            </w:pPr>
+            <w:r>
+              <w:t xml:space="preserve"/>
+            </w:r>
+          </w:p>
+          <w:p>
+            <w:pPr>
+              <w:spacing w:after="40" w:before="80"/>
+            </w:pPr>
+            <w:r>
+              <w:rPr>
+                <w:b/>
+                <w:bCs/>
+                <w:color w:val="6B4FA0"/>
+                <w:sz w:val="19"/>
+                <w:szCs w:val="19"/>
+              </w:rPr>
+              <w:t xml:space="preserve">Although... </w:t>
+            </w:r>
+            <w:r>
+              <w:rPr>
+                <w:color w:val="AFBECC"/>
+                <w:sz w:val="19"/>
+                <w:szCs w:val="19"/>
+              </w:rPr>
+              <w:t xml:space="preserve">_______________</w:t>
+            </w:r>
+          </w:p>
+          <w:p>
+            <w:pPr>
+              <w:pBdr>
+                <w:bottom w:val="single" w:color="AFBECC" w:sz="6"/>
+              </w:pBdr>
+              <w:spacing w:after="30" w:before="150"/>
+            </w:pPr>
+            <w:r>
+              <w:t xml:space="preserve"/>
+            </w:r>
+          </w:p>
+          <w:p>
+            <w:pPr>
+              <w:spacing w:after="40" w:before="80"/>
+            </w:pPr>
+            <w:r>
+              <w:rPr>
+                <w:b/>
+                <w:bCs/>
+                <w:color w:val="1FA6A2"/>
+                <w:sz w:val="19"/>
+                <w:szCs w:val="19"/>
+              </w:rPr>
+              <w:t xml:space="preserve">Therefore... </w:t>
+            </w:r>
+            <w:r>
+              <w:rPr>
+                <w:color w:val="AFBECC"/>
+                <w:sz w:val="19"/>
+                <w:szCs w:val="19"/>
+              </w:rPr>
+              <w:t xml:space="preserve">______________</w:t>
+            </w:r>
+          </w:p>
+          <w:p>
+            <w:pPr>
+              <w:pBdr>
+                <w:bottom w:val="single" w:color="AFBECC" w:sz="6"/>
+              </w:pBdr>
+              <w:spacing w:after="30" w:before="150"/>
             </w:pPr>
             <w:r>
               <w:t xml:space="preserve"/>
@@ -3173,84 +3988,7 @@
     </w:tbl>
     <w:p>
       <w:pPr>
-        <w:keepNext/>
-        <w:spacing w:after="60" w:before="160"/>
-      </w:pPr>
-      <w:r>
-        <w:rPr>
-          <w:b/>
-          <w:bCs/>
-          <w:color w:val="12355B"/>
-          <w:sz w:val="22"/>
-          <w:szCs w:val="22"/>
-        </w:rPr>
-        <w:t xml:space="preserve">3.  </w:t>
-      </w:r>
-      <w:r>
-        <w:rPr>
-          <w:b/>
-          <w:bCs/>
-          <w:sz w:val="21"/>
-          <w:szCs w:val="21"/>
-        </w:rPr>
-        <w:t xml:space="preserve">After 10 minutes, the Sandia Peak tram has traveled 12,000 feet. The whole ascent is 18,000 feet. How much farther must it travel to reach the top?</w:t>
-      </w:r>
-    </w:p>
-    <w:p>
-      <w:pPr>
-        <w:spacing w:after="40"/>
-        <w:ind w:left="420"/>
-      </w:pPr>
-      <w:r>
-        <w:rPr>
-          <w:sz w:val="20"/>
-          <w:szCs w:val="20"/>
-        </w:rPr>
-        <w:t xml:space="preserve">A)  1,200 feet</w:t>
-      </w:r>
-    </w:p>
-    <w:p>
-      <w:pPr>
-        <w:spacing w:after="40"/>
-        <w:ind w:left="420"/>
-      </w:pPr>
-      <w:r>
-        <w:rPr>
-          <w:sz w:val="20"/>
-          <w:szCs w:val="20"/>
-        </w:rPr>
-        <w:t xml:space="preserve">B)  5,000 feet</w:t>
-      </w:r>
-    </w:p>
-    <w:p>
-      <w:pPr>
-        <w:spacing w:after="40"/>
-        <w:ind w:left="420"/>
-      </w:pPr>
-      <w:r>
-        <w:rPr>
-          <w:sz w:val="20"/>
-          <w:szCs w:val="20"/>
-        </w:rPr>
-        <w:t xml:space="preserve">C)  6,000 feet</w:t>
-      </w:r>
-    </w:p>
-    <w:p>
-      <w:pPr>
-        <w:spacing w:after="40"/>
-        <w:ind w:left="420"/>
-      </w:pPr>
-      <w:r>
-        <w:rPr>
-          <w:sz w:val="20"/>
-          <w:szCs w:val="20"/>
-        </w:rPr>
-        <w:t xml:space="preserve">D)  12,000 feet</w:t>
-      </w:r>
-    </w:p>
-    <w:p>
-      <w:pPr>
-        <w:spacing w:after="20"/>
+        <w:spacing w:after="80"/>
       </w:pPr>
       <w:r>
         <w:t xml:space="preserve"/>
@@ -3258,33 +3996,217 @@
     </w:p>
     <w:tbl>
       <w:tblPr>
-        <w:tblW w:type="pct" w:w="100%"/>
+        <w:tblW w:type="dxa" w:w="9360"/>
         <w:tblBorders>
           <w:top w:val="single" w:color="C7D2DD" w:sz="6"/>
           <w:left w:val="single" w:color="C7D2DD" w:sz="6"/>
           <w:bottom w:val="single" w:color="C7D2DD" w:sz="6"/>
           <w:right w:val="single" w:color="C7D2DD" w:sz="6"/>
-          <w:insideH w:val="single" w:color="auto" w:sz="4"/>
-          <w:insideV w:val="single" w:color="auto" w:sz="4"/>
+          <w:insideH w:val="single" w:color="C7D2DD" w:sz="6"/>
+          <w:insideV w:val="single" w:color="C7D2DD" w:sz="6"/>
         </w:tblBorders>
       </w:tblPr>
       <w:tblGrid>
-        <w:gridCol w:w="100"/>
+        <w:gridCol w:w="2800"/>
+        <w:gridCol w:w="3560"/>
+        <w:gridCol w:w="3000"/>
       </w:tblGrid>
       <w:tr>
-        <w:tc>
-          <w:tcPr>
+        <w:trPr>
+          <w:cantSplit/>
+          <w:tblHeader/>
+        </w:trPr>
+        <w:tc>
+          <w:tcPr>
+            <w:tcW w:type="dxa" w:w="2800"/>
+            <w:shd w:fill="EEF4F8" w:color="auto" w:val="clear"/>
+            <w:tcMar>
+              <w:top w:type="dxa" w:w="60"/>
+              <w:left w:type="dxa" w:w="100"/>
+              <w:bottom w:type="dxa" w:w="60"/>
+              <w:right w:type="dxa" w:w="100"/>
+            </w:tcMar>
+          </w:tcPr>
+          <w:p>
+            <w:pPr>
+              <w:spacing w:after="0"/>
+            </w:pPr>
+            <w:r>
+              <w:rPr>
+                <w:b/>
+                <w:bCs/>
+                <w:color w:val="12355B"/>
+                <w:sz w:val="16"/>
+                <w:szCs w:val="16"/>
+              </w:rPr>
+              <w:t xml:space="preserve">CORE PROBLEM / GIVEN REPRESENTATION</w:t>
+            </w:r>
+          </w:p>
+        </w:tc>
+        <w:tc>
+          <w:tcPr>
+            <w:tcW w:type="dxa" w:w="3560"/>
+            <w:shd w:fill="EEF4F8" w:color="auto" w:val="clear"/>
+            <w:tcMar>
+              <w:top w:type="dxa" w:w="60"/>
+              <w:left w:type="dxa" w:w="100"/>
+              <w:bottom w:type="dxa" w:w="60"/>
+              <w:right w:type="dxa" w:w="100"/>
+            </w:tcMar>
+          </w:tcPr>
+          <w:p>
+            <w:pPr>
+              <w:spacing w:after="0"/>
+            </w:pPr>
+            <w:r>
+              <w:rPr>
+                <w:b/>
+                <w:bCs/>
+                <w:color w:val="12355B"/>
+                <w:sz w:val="16"/>
+                <w:szCs w:val="16"/>
+              </w:rPr>
+              <w:t xml:space="preserve">WORKING SPACE / CALCULATION STEPS</w:t>
+            </w:r>
+          </w:p>
+        </w:tc>
+        <w:tc>
+          <w:tcPr>
+            <w:tcW w:type="dxa" w:w="3000"/>
             <w:shd w:fill="FBF3E2" w:color="auto" w:val="clear"/>
             <w:tcMar>
               <w:top w:type="dxa" w:w="60"/>
-              <w:left w:type="dxa" w:w="120"/>
+              <w:left w:type="dxa" w:w="100"/>
               <w:bottom w:type="dxa" w:w="60"/>
-              <w:right w:type="dxa" w:w="120"/>
-            </w:tcMar>
-          </w:tcPr>
-          <w:p>
-            <w:pPr>
-              <w:spacing w:after="0" w:line="320"/>
+              <w:right w:type="dxa" w:w="100"/>
+            </w:tcMar>
+          </w:tcPr>
+          <w:p>
+            <w:pPr>
+              <w:spacing w:after="0"/>
+            </w:pPr>
+            <w:r>
+              <w:rPr>
+                <w:b/>
+                <w:bCs/>
+                <w:color w:val="B97A12"/>
+                <w:sz w:val="16"/>
+                <w:szCs w:val="16"/>
+              </w:rPr>
+              <w:t xml:space="preserve">EXPLAIN YOUR REASONING</w:t>
+            </w:r>
+          </w:p>
+        </w:tc>
+      </w:tr>
+      <w:tr>
+        <w:trPr>
+          <w:cantSplit/>
+        </w:trPr>
+        <w:tc>
+          <w:tcPr>
+            <w:tcW w:type="dxa" w:w="2800"/>
+            <w:tcMar>
+              <w:top w:type="dxa" w:w="80"/>
+              <w:left w:type="dxa" w:w="100"/>
+              <w:bottom w:type="dxa" w:w="80"/>
+              <w:right w:type="dxa" w:w="100"/>
+            </w:tcMar>
+            <w:vAlign w:val="top"/>
+          </w:tcPr>
+          <w:p>
+            <w:pPr>
+              <w:spacing w:after="60"/>
+            </w:pPr>
+            <w:r>
+              <w:rPr>
+                <w:b/>
+                <w:bCs/>
+                <w:color w:val="12355B"/>
+                <w:sz w:val="21"/>
+                <w:szCs w:val="21"/>
+              </w:rPr>
+              <w:t xml:space="preserve">3.  </w:t>
+            </w:r>
+            <w:r>
+              <w:rPr>
+                <w:b/>
+                <w:bCs/>
+                <w:sz w:val="20"/>
+                <w:szCs w:val="20"/>
+              </w:rPr>
+              <w:t xml:space="preserve">After 10 minutes, the Sandia Peak tram has traveled 12,000 feet. The whole ascent is 18,000 feet. How much farther must it travel to reach the top?</w:t>
+            </w:r>
+          </w:p>
+          <w:p>
+            <w:pPr>
+              <w:spacing w:after="30"/>
+              <w:ind w:left="180"/>
+            </w:pPr>
+            <w:r>
+              <w:rPr>
+                <w:sz w:val="19"/>
+                <w:szCs w:val="19"/>
+              </w:rPr>
+              <w:t xml:space="preserve">A)  1,200 feet</w:t>
+            </w:r>
+          </w:p>
+          <w:p>
+            <w:pPr>
+              <w:spacing w:after="30"/>
+              <w:ind w:left="180"/>
+            </w:pPr>
+            <w:r>
+              <w:rPr>
+                <w:sz w:val="19"/>
+                <w:szCs w:val="19"/>
+              </w:rPr>
+              <w:t xml:space="preserve">B)  5,000 feet</w:t>
+            </w:r>
+          </w:p>
+          <w:p>
+            <w:pPr>
+              <w:spacing w:after="30"/>
+              <w:ind w:left="180"/>
+            </w:pPr>
+            <w:r>
+              <w:rPr>
+                <w:sz w:val="19"/>
+                <w:szCs w:val="19"/>
+              </w:rPr>
+              <w:t xml:space="preserve">C)  6,000 feet</w:t>
+            </w:r>
+          </w:p>
+          <w:p>
+            <w:pPr>
+              <w:spacing w:after="30"/>
+              <w:ind w:left="180"/>
+            </w:pPr>
+            <w:r>
+              <w:rPr>
+                <w:sz w:val="19"/>
+                <w:szCs w:val="19"/>
+              </w:rPr>
+              <w:t xml:space="preserve">D)  12,000 feet</w:t>
+            </w:r>
+          </w:p>
+        </w:tc>
+        <w:tc>
+          <w:tcPr>
+            <w:tcW w:type="dxa" w:w="3560"/>
+            <w:tcMar>
+              <w:top w:type="dxa" w:w="80"/>
+              <w:left w:type="dxa" w:w="100"/>
+              <w:bottom w:type="dxa" w:w="80"/>
+              <w:right w:type="dxa" w:w="100"/>
+            </w:tcMar>
+            <w:vAlign w:val="top"/>
+          </w:tcPr>
+          <w:p>
+            <w:pPr>
+              <w:pBdr>
+                <w:bottom w:val="single" w:color="AFBECC" w:sz="6"/>
+              </w:pBdr>
+              <w:spacing w:after="30" w:before="150"/>
             </w:pPr>
             <w:r>
               <w:t xml:space="preserve"/>
@@ -3292,7 +4214,147 @@
           </w:p>
           <w:p>
             <w:pPr>
-              <w:spacing w:after="0" w:line="320"/>
+              <w:pBdr>
+                <w:bottom w:val="single" w:color="AFBECC" w:sz="6"/>
+              </w:pBdr>
+              <w:spacing w:after="30" w:before="150"/>
+            </w:pPr>
+            <w:r>
+              <w:t xml:space="preserve"/>
+            </w:r>
+          </w:p>
+          <w:p>
+            <w:pPr>
+              <w:pBdr>
+                <w:bottom w:val="single" w:color="AFBECC" w:sz="6"/>
+              </w:pBdr>
+              <w:spacing w:after="30" w:before="150"/>
+            </w:pPr>
+            <w:r>
+              <w:t xml:space="preserve"/>
+            </w:r>
+          </w:p>
+          <w:p>
+            <w:pPr>
+              <w:pBdr>
+                <w:bottom w:val="single" w:color="AFBECC" w:sz="6"/>
+              </w:pBdr>
+              <w:spacing w:after="30" w:before="150"/>
+            </w:pPr>
+            <w:r>
+              <w:t xml:space="preserve"/>
+            </w:r>
+          </w:p>
+        </w:tc>
+        <w:tc>
+          <w:tcPr>
+            <w:tcW w:type="dxa" w:w="3000"/>
+            <w:shd w:fill="FBF3E2" w:color="auto" w:val="clear"/>
+            <w:tcMar>
+              <w:top w:type="dxa" w:w="80"/>
+              <w:left w:type="dxa" w:w="100"/>
+              <w:bottom w:type="dxa" w:w="80"/>
+              <w:right w:type="dxa" w:w="100"/>
+            </w:tcMar>
+            <w:vAlign w:val="top"/>
+          </w:tcPr>
+          <w:p>
+            <w:pPr>
+              <w:spacing w:after="40"/>
+            </w:pPr>
+            <w:r>
+              <w:rPr>
+                <w:b/>
+                <w:bCs/>
+                <w:color w:val="12355B"/>
+                <w:sz w:val="19"/>
+                <w:szCs w:val="19"/>
+              </w:rPr>
+              <w:t xml:space="preserve">Because... </w:t>
+            </w:r>
+            <w:r>
+              <w:rPr>
+                <w:color w:val="AFBECC"/>
+                <w:sz w:val="19"/>
+                <w:szCs w:val="19"/>
+              </w:rPr>
+              <w:t xml:space="preserve">________________</w:t>
+            </w:r>
+          </w:p>
+          <w:p>
+            <w:pPr>
+              <w:pBdr>
+                <w:bottom w:val="single" w:color="AFBECC" w:sz="6"/>
+              </w:pBdr>
+              <w:spacing w:after="30" w:before="150"/>
+            </w:pPr>
+            <w:r>
+              <w:t xml:space="preserve"/>
+            </w:r>
+          </w:p>
+          <w:p>
+            <w:pPr>
+              <w:spacing w:after="40" w:before="80"/>
+            </w:pPr>
+            <w:r>
+              <w:rPr>
+                <w:b/>
+                <w:bCs/>
+                <w:color w:val="6B4FA0"/>
+                <w:sz w:val="19"/>
+                <w:szCs w:val="19"/>
+              </w:rPr>
+              <w:t xml:space="preserve">Although... </w:t>
+            </w:r>
+            <w:r>
+              <w:rPr>
+                <w:color w:val="AFBECC"/>
+                <w:sz w:val="19"/>
+                <w:szCs w:val="19"/>
+              </w:rPr>
+              <w:t xml:space="preserve">_______________</w:t>
+            </w:r>
+          </w:p>
+          <w:p>
+            <w:pPr>
+              <w:pBdr>
+                <w:bottom w:val="single" w:color="AFBECC" w:sz="6"/>
+              </w:pBdr>
+              <w:spacing w:after="30" w:before="150"/>
+            </w:pPr>
+            <w:r>
+              <w:t xml:space="preserve"/>
+            </w:r>
+          </w:p>
+          <w:p>
+            <w:pPr>
+              <w:spacing w:after="40" w:before="80"/>
+            </w:pPr>
+            <w:r>
+              <w:rPr>
+                <w:b/>
+                <w:bCs/>
+                <w:color w:val="1FA6A2"/>
+                <w:sz w:val="19"/>
+                <w:szCs w:val="19"/>
+              </w:rPr>
+              <w:t xml:space="preserve">Therefore... </w:t>
+            </w:r>
+            <w:r>
+              <w:rPr>
+                <w:color w:val="AFBECC"/>
+                <w:sz w:val="19"/>
+                <w:szCs w:val="19"/>
+              </w:rPr>
+              <w:t xml:space="preserve">______________</w:t>
+            </w:r>
+          </w:p>
+          <w:p>
+            <w:pPr>
+              <w:pBdr>
+                <w:bottom w:val="single" w:color="AFBECC" w:sz="6"/>
+              </w:pBdr>
+              <w:spacing w:after="30" w:before="150"/>
             </w:pPr>
             <w:r>
               <w:t xml:space="preserve"/>
@@ -3303,84 +4365,7 @@
     </w:tbl>
     <w:p>
       <w:pPr>
-        <w:keepNext/>
-        <w:spacing w:after="60" w:before="160"/>
-      </w:pPr>
-      <w:r>
-        <w:rPr>
-          <w:b/>
-          <w:bCs/>
-          <w:color w:val="12355B"/>
-          <w:sz w:val="22"/>
-          <w:szCs w:val="22"/>
-        </w:rPr>
-        <w:t xml:space="preserve">4.  </w:t>
-      </w:r>
-      <w:r>
-        <w:rPr>
-          <w:b/>
-          <w:bCs/>
-          <w:sz w:val="21"/>
-          <w:szCs w:val="21"/>
-        </w:rPr>
-        <w:t xml:space="preserve">A second tram travels 900 feet per minute. If both trams are graphed on the same axes (minutes vs. feet), how do the graphs compare?</w:t>
-      </w:r>
-    </w:p>
-    <w:p>
-      <w:pPr>
-        <w:spacing w:after="40"/>
-        <w:ind w:left="420"/>
-      </w:pPr>
-      <w:r>
-        <w:rPr>
-          <w:sz w:val="20"/>
-          <w:szCs w:val="20"/>
-        </w:rPr>
-        <w:t xml:space="preserve">A)  The 900 ft/min line rises more steeply</w:t>
-      </w:r>
-    </w:p>
-    <w:p>
-      <w:pPr>
-        <w:spacing w:after="40"/>
-        <w:ind w:left="420"/>
-      </w:pPr>
-      <w:r>
-        <w:rPr>
-          <w:sz w:val="20"/>
-          <w:szCs w:val="20"/>
-        </w:rPr>
-        <w:t xml:space="preserve">B)  The two lines are identical</w:t>
-      </w:r>
-    </w:p>
-    <w:p>
-      <w:pPr>
-        <w:spacing w:after="40"/>
-        <w:ind w:left="420"/>
-      </w:pPr>
-      <w:r>
-        <w:rPr>
-          <w:sz w:val="20"/>
-          <w:szCs w:val="20"/>
-        </w:rPr>
-        <w:t xml:space="preserve">C)  The Sandia Peak line (1,200 ft/min) rises more steeply than the 900 ft/min line</w:t>
-      </w:r>
-    </w:p>
-    <w:p>
-      <w:pPr>
-        <w:spacing w:after="40"/>
-        <w:ind w:left="420"/>
-      </w:pPr>
-      <w:r>
-        <w:rPr>
-          <w:sz w:val="20"/>
-          <w:szCs w:val="20"/>
-        </w:rPr>
-        <w:t xml:space="preserve">D)  The 900 ft/min line goes downward</w:t>
-      </w:r>
-    </w:p>
-    <w:p>
-      <w:pPr>
-        <w:spacing w:after="20"/>
+        <w:spacing w:after="80"/>
       </w:pPr>
       <w:r>
         <w:t xml:space="preserve"/>
@@ -3388,33 +4373,217 @@
     </w:p>
     <w:tbl>
       <w:tblPr>
-        <w:tblW w:type="pct" w:w="100%"/>
+        <w:tblW w:type="dxa" w:w="9360"/>
         <w:tblBorders>
           <w:top w:val="single" w:color="C7D2DD" w:sz="6"/>
           <w:left w:val="single" w:color="C7D2DD" w:sz="6"/>
           <w:bottom w:val="single" w:color="C7D2DD" w:sz="6"/>
           <w:right w:val="single" w:color="C7D2DD" w:sz="6"/>
-          <w:insideH w:val="single" w:color="auto" w:sz="4"/>
-          <w:insideV w:val="single" w:color="auto" w:sz="4"/>
+          <w:insideH w:val="single" w:color="C7D2DD" w:sz="6"/>
+          <w:insideV w:val="single" w:color="C7D2DD" w:sz="6"/>
         </w:tblBorders>
       </w:tblPr>
       <w:tblGrid>
-        <w:gridCol w:w="100"/>
+        <w:gridCol w:w="2800"/>
+        <w:gridCol w:w="3560"/>
+        <w:gridCol w:w="3000"/>
       </w:tblGrid>
       <w:tr>
-        <w:tc>
-          <w:tcPr>
+        <w:trPr>
+          <w:cantSplit/>
+          <w:tblHeader/>
+        </w:trPr>
+        <w:tc>
+          <w:tcPr>
+            <w:tcW w:type="dxa" w:w="2800"/>
+            <w:shd w:fill="EEF4F8" w:color="auto" w:val="clear"/>
+            <w:tcMar>
+              <w:top w:type="dxa" w:w="60"/>
+              <w:left w:type="dxa" w:w="100"/>
+              <w:bottom w:type="dxa" w:w="60"/>
+              <w:right w:type="dxa" w:w="100"/>
+            </w:tcMar>
+          </w:tcPr>
+          <w:p>
+            <w:pPr>
+              <w:spacing w:after="0"/>
+            </w:pPr>
+            <w:r>
+              <w:rPr>
+                <w:b/>
+                <w:bCs/>
+                <w:color w:val="12355B"/>
+                <w:sz w:val="16"/>
+                <w:szCs w:val="16"/>
+              </w:rPr>
+              <w:t xml:space="preserve">CORE PROBLEM / GIVEN REPRESENTATION</w:t>
+            </w:r>
+          </w:p>
+        </w:tc>
+        <w:tc>
+          <w:tcPr>
+            <w:tcW w:type="dxa" w:w="3560"/>
+            <w:shd w:fill="EEF4F8" w:color="auto" w:val="clear"/>
+            <w:tcMar>
+              <w:top w:type="dxa" w:w="60"/>
+              <w:left w:type="dxa" w:w="100"/>
+              <w:bottom w:type="dxa" w:w="60"/>
+              <w:right w:type="dxa" w:w="100"/>
+            </w:tcMar>
+          </w:tcPr>
+          <w:p>
+            <w:pPr>
+              <w:spacing w:after="0"/>
+            </w:pPr>
+            <w:r>
+              <w:rPr>
+                <w:b/>
+                <w:bCs/>
+                <w:color w:val="12355B"/>
+                <w:sz w:val="16"/>
+                <w:szCs w:val="16"/>
+              </w:rPr>
+              <w:t xml:space="preserve">WORKING SPACE / CALCULATION STEPS</w:t>
+            </w:r>
+          </w:p>
+        </w:tc>
+        <w:tc>
+          <w:tcPr>
+            <w:tcW w:type="dxa" w:w="3000"/>
             <w:shd w:fill="FBF3E2" w:color="auto" w:val="clear"/>
             <w:tcMar>
               <w:top w:type="dxa" w:w="60"/>
-              <w:left w:type="dxa" w:w="120"/>
+              <w:left w:type="dxa" w:w="100"/>
               <w:bottom w:type="dxa" w:w="60"/>
-              <w:right w:type="dxa" w:w="120"/>
-            </w:tcMar>
-          </w:tcPr>
-          <w:p>
-            <w:pPr>
-              <w:spacing w:after="0" w:line="320"/>
+              <w:right w:type="dxa" w:w="100"/>
+            </w:tcMar>
+          </w:tcPr>
+          <w:p>
+            <w:pPr>
+              <w:spacing w:after="0"/>
+            </w:pPr>
+            <w:r>
+              <w:rPr>
+                <w:b/>
+                <w:bCs/>
+                <w:color w:val="B97A12"/>
+                <w:sz w:val="16"/>
+                <w:szCs w:val="16"/>
+              </w:rPr>
+              <w:t xml:space="preserve">EXPLAIN YOUR REASONING</w:t>
+            </w:r>
+          </w:p>
+        </w:tc>
+      </w:tr>
+      <w:tr>
+        <w:trPr>
+          <w:cantSplit/>
+        </w:trPr>
+        <w:tc>
+          <w:tcPr>
+            <w:tcW w:type="dxa" w:w="2800"/>
+            <w:tcMar>
+              <w:top w:type="dxa" w:w="80"/>
+              <w:left w:type="dxa" w:w="100"/>
+              <w:bottom w:type="dxa" w:w="80"/>
+              <w:right w:type="dxa" w:w="100"/>
+            </w:tcMar>
+            <w:vAlign w:val="top"/>
+          </w:tcPr>
+          <w:p>
+            <w:pPr>
+              <w:spacing w:after="60"/>
+            </w:pPr>
+            <w:r>
+              <w:rPr>
+                <w:b/>
+                <w:bCs/>
+                <w:color w:val="12355B"/>
+                <w:sz w:val="21"/>
+                <w:szCs w:val="21"/>
+              </w:rPr>
+              <w:t xml:space="preserve">4.  </w:t>
+            </w:r>
+            <w:r>
+              <w:rPr>
+                <w:b/>
+                <w:bCs/>
+                <w:sz w:val="20"/>
+                <w:szCs w:val="20"/>
+              </w:rPr>
+              <w:t xml:space="preserve">A second tram travels 900 feet per minute. If both trams are graphed on the same axes (minutes vs. feet), how do the graphs compare?</w:t>
+            </w:r>
+          </w:p>
+          <w:p>
+            <w:pPr>
+              <w:spacing w:after="30"/>
+              <w:ind w:left="180"/>
+            </w:pPr>
+            <w:r>
+              <w:rPr>
+                <w:sz w:val="19"/>
+                <w:szCs w:val="19"/>
+              </w:rPr>
+              <w:t xml:space="preserve">A)  The 900 ft/min line rises more steeply</w:t>
+            </w:r>
+          </w:p>
+          <w:p>
+            <w:pPr>
+              <w:spacing w:after="30"/>
+              <w:ind w:left="180"/>
+            </w:pPr>
+            <w:r>
+              <w:rPr>
+                <w:sz w:val="19"/>
+                <w:szCs w:val="19"/>
+              </w:rPr>
+              <w:t xml:space="preserve">B)  The two lines are identical</w:t>
+            </w:r>
+          </w:p>
+          <w:p>
+            <w:pPr>
+              <w:spacing w:after="30"/>
+              <w:ind w:left="180"/>
+            </w:pPr>
+            <w:r>
+              <w:rPr>
+                <w:sz w:val="19"/>
+                <w:szCs w:val="19"/>
+              </w:rPr>
+              <w:t xml:space="preserve">C)  The Sandia Peak line (1,200 ft/min) rises more steeply than the 900 ft/min line</w:t>
+            </w:r>
+          </w:p>
+          <w:p>
+            <w:pPr>
+              <w:spacing w:after="30"/>
+              <w:ind w:left="180"/>
+            </w:pPr>
+            <w:r>
+              <w:rPr>
+                <w:sz w:val="19"/>
+                <w:szCs w:val="19"/>
+              </w:rPr>
+              <w:t xml:space="preserve">D)  The 900 ft/min line goes downward</w:t>
+            </w:r>
+          </w:p>
+        </w:tc>
+        <w:tc>
+          <w:tcPr>
+            <w:tcW w:type="dxa" w:w="3560"/>
+            <w:tcMar>
+              <w:top w:type="dxa" w:w="80"/>
+              <w:left w:type="dxa" w:w="100"/>
+              <w:bottom w:type="dxa" w:w="80"/>
+              <w:right w:type="dxa" w:w="100"/>
+            </w:tcMar>
+            <w:vAlign w:val="top"/>
+          </w:tcPr>
+          <w:p>
+            <w:pPr>
+              <w:pBdr>
+                <w:bottom w:val="single" w:color="AFBECC" w:sz="6"/>
+              </w:pBdr>
+              <w:spacing w:after="30" w:before="150"/>
             </w:pPr>
             <w:r>
               <w:t xml:space="preserve"/>
@@ -3422,7 +4591,147 @@
           </w:p>
           <w:p>
             <w:pPr>
-              <w:spacing w:after="0" w:line="320"/>
+              <w:pBdr>
+                <w:bottom w:val="single" w:color="AFBECC" w:sz="6"/>
+              </w:pBdr>
+              <w:spacing w:after="30" w:before="150"/>
+            </w:pPr>
+            <w:r>
+              <w:t xml:space="preserve"/>
+            </w:r>
+          </w:p>
+          <w:p>
+            <w:pPr>
+              <w:pBdr>
+                <w:bottom w:val="single" w:color="AFBECC" w:sz="6"/>
+              </w:pBdr>
+              <w:spacing w:after="30" w:before="150"/>
+            </w:pPr>
+            <w:r>
+              <w:t xml:space="preserve"/>
+            </w:r>
+          </w:p>
+          <w:p>
+            <w:pPr>
+              <w:pBdr>
+                <w:bottom w:val="single" w:color="AFBECC" w:sz="6"/>
+              </w:pBdr>
+              <w:spacing w:after="30" w:before="150"/>
+            </w:pPr>
+            <w:r>
+              <w:t xml:space="preserve"/>
+            </w:r>
+          </w:p>
+        </w:tc>
+        <w:tc>
+          <w:tcPr>
+            <w:tcW w:type="dxa" w:w="3000"/>
+            <w:shd w:fill="FBF3E2" w:color="auto" w:val="clear"/>
+            <w:tcMar>
+              <w:top w:type="dxa" w:w="80"/>
+              <w:left w:type="dxa" w:w="100"/>
+              <w:bottom w:type="dxa" w:w="80"/>
+              <w:right w:type="dxa" w:w="100"/>
+            </w:tcMar>
+            <w:vAlign w:val="top"/>
+          </w:tcPr>
+          <w:p>
+            <w:pPr>
+              <w:spacing w:after="40"/>
+            </w:pPr>
+            <w:r>
+              <w:rPr>
+                <w:b/>
+                <w:bCs/>
+                <w:color w:val="12355B"/>
+                <w:sz w:val="19"/>
+                <w:szCs w:val="19"/>
+              </w:rPr>
+              <w:t xml:space="preserve">Because... </w:t>
+            </w:r>
+            <w:r>
+              <w:rPr>
+                <w:color w:val="AFBECC"/>
+                <w:sz w:val="19"/>
+                <w:szCs w:val="19"/>
+              </w:rPr>
+              <w:t xml:space="preserve">________________</w:t>
+            </w:r>
+          </w:p>
+          <w:p>
+            <w:pPr>
+              <w:pBdr>
+                <w:bottom w:val="single" w:color="AFBECC" w:sz="6"/>
+              </w:pBdr>
+              <w:spacing w:after="30" w:before="150"/>
+            </w:pPr>
+            <w:r>
+              <w:t xml:space="preserve"/>
+            </w:r>
+          </w:p>
+          <w:p>
+            <w:pPr>
+              <w:spacing w:after="40" w:before="80"/>
+            </w:pPr>
+            <w:r>
+              <w:rPr>
+                <w:b/>
+                <w:bCs/>
+                <w:color w:val="6B4FA0"/>
+                <w:sz w:val="19"/>
+                <w:szCs w:val="19"/>
+              </w:rPr>
+              <w:t xml:space="preserve">Although... </w:t>
+            </w:r>
+            <w:r>
+              <w:rPr>
+                <w:color w:val="AFBECC"/>
+                <w:sz w:val="19"/>
+                <w:szCs w:val="19"/>
+              </w:rPr>
+              <w:t xml:space="preserve">_______________</w:t>
+            </w:r>
+          </w:p>
+          <w:p>
+            <w:pPr>
+              <w:pBdr>
+                <w:bottom w:val="single" w:color="AFBECC" w:sz="6"/>
+              </w:pBdr>
+              <w:spacing w:after="30" w:before="150"/>
+            </w:pPr>
+            <w:r>
+              <w:t xml:space="preserve"/>
+            </w:r>
+          </w:p>
+          <w:p>
+            <w:pPr>
+              <w:spacing w:after="40" w:before="80"/>
+            </w:pPr>
+            <w:r>
+              <w:rPr>
+                <w:b/>
+                <w:bCs/>
+                <w:color w:val="1FA6A2"/>
+                <w:sz w:val="19"/>
+                <w:szCs w:val="19"/>
+              </w:rPr>
+              <w:t xml:space="preserve">Therefore... </w:t>
+            </w:r>
+            <w:r>
+              <w:rPr>
+                <w:color w:val="AFBECC"/>
+                <w:sz w:val="19"/>
+                <w:szCs w:val="19"/>
+              </w:rPr>
+              <w:t xml:space="preserve">______________</w:t>
+            </w:r>
+          </w:p>
+          <w:p>
+            <w:pPr>
+              <w:pBdr>
+                <w:bottom w:val="single" w:color="AFBECC" w:sz="6"/>
+              </w:pBdr>
+              <w:spacing w:after="30" w:before="150"/>
             </w:pPr>
             <w:r>
               <w:t xml:space="preserve"/>
@@ -3431,6 +4740,14 @@
         </w:tc>
       </w:tr>
     </w:tbl>
+    <w:p>
+      <w:pPr>
+        <w:spacing w:after="80"/>
+      </w:pPr>
+      <w:r>
+        <w:t xml:space="preserve"/>
+      </w:r>
+    </w:p>
     <w:p>
       <w:pPr>
         <w:pStyle w:val="Heading1"/>
@@ -3549,6 +4866,149 @@
         <w:t xml:space="preserve"/>
       </w:r>
     </w:p>
+    <w:p>
+      <w:pPr>
+        <w:spacing w:after="60"/>
+      </w:pPr>
+      <w:r>
+        <w:t xml:space="preserve"/>
+      </w:r>
+    </w:p>
+    <w:tbl>
+      <w:tblPr>
+        <w:tblW w:type="dxa" w:w="9360"/>
+        <w:tblBorders>
+          <w:top w:val="single" w:color="C7D2DD" w:sz="6"/>
+          <w:left w:val="single" w:color="C7D2DD" w:sz="6"/>
+          <w:bottom w:val="single" w:color="C7D2DD" w:sz="6"/>
+          <w:right w:val="single" w:color="C7D2DD" w:sz="6"/>
+          <w:insideH w:val="single" w:color="C7D2DD" w:sz="6"/>
+          <w:insideV w:val="single" w:color="C7D2DD" w:sz="6"/>
+        </w:tblBorders>
+      </w:tblPr>
+      <w:tblGrid>
+        <w:gridCol w:w="3120"/>
+        <w:gridCol w:w="3120"/>
+        <w:gridCol w:w="3120"/>
+      </w:tblGrid>
+      <w:tr>
+        <w:trPr>
+          <w:cantSplit/>
+          <w:tblHeader/>
+        </w:trPr>
+        <w:tc>
+          <w:tcPr>
+            <w:tcW w:type="dxa" w:w="9360"/>
+            <w:gridSpan w:val="3"/>
+            <w:shd w:fill="EEF4F8" w:color="auto" w:val="clear"/>
+            <w:tcMar>
+              <w:top w:type="dxa" w:w="60"/>
+              <w:left w:type="dxa" w:w="100"/>
+              <w:bottom w:type="dxa" w:w="60"/>
+              <w:right w:type="dxa" w:w="100"/>
+            </w:tcMar>
+          </w:tcPr>
+          <w:p>
+            <w:pPr>
+              <w:spacing w:after="0"/>
+            </w:pPr>
+            <w:r>
+              <w:rPr>
+                <w:b/>
+                <w:bCs/>
+                <w:color w:val="12355B"/>
+                <w:sz w:val="18"/>
+                <w:szCs w:val="18"/>
+              </w:rPr>
+              <w:t xml:space="preserve">EXIT CHECK · 3-POINT SELF-ASSESSMENT CHECKLIST</w:t>
+            </w:r>
+          </w:p>
+        </w:tc>
+      </w:tr>
+      <w:tr>
+        <w:trPr>
+          <w:cantSplit/>
+        </w:trPr>
+        <w:tc>
+          <w:tcPr>
+            <w:tcW w:type="dxa" w:w="3120"/>
+            <w:tcMar>
+              <w:top w:type="dxa" w:w="80"/>
+              <w:left w:type="dxa" w:w="100"/>
+              <w:bottom w:type="dxa" w:w="80"/>
+              <w:right w:type="dxa" w:w="100"/>
+            </w:tcMar>
+          </w:tcPr>
+          <w:p>
+            <w:pPr>
+              <w:spacing w:after="0"/>
+            </w:pPr>
+            <w:r>
+              <w:rPr>
+                <w:b/>
+                <w:bCs/>
+                <w:color w:val="1A2733"/>
+                <w:sz w:val="18"/>
+                <w:szCs w:val="18"/>
+              </w:rPr>
+              <w:t xml:space="preserve">☐ 1. Units &amp; Labels Verified</w:t>
+            </w:r>
+          </w:p>
+        </w:tc>
+        <w:tc>
+          <w:tcPr>
+            <w:tcW w:type="dxa" w:w="3120"/>
+            <w:tcMar>
+              <w:top w:type="dxa" w:w="80"/>
+              <w:left w:type="dxa" w:w="100"/>
+              <w:bottom w:type="dxa" w:w="80"/>
+              <w:right w:type="dxa" w:w="100"/>
+            </w:tcMar>
+          </w:tcPr>
+          <w:p>
+            <w:pPr>
+              <w:spacing w:after="0"/>
+            </w:pPr>
+            <w:r>
+              <w:rPr>
+                <w:b/>
+                <w:bCs/>
+                <w:color w:val="1A2733"/>
+                <w:sz w:val="18"/>
+                <w:szCs w:val="18"/>
+              </w:rPr>
+              <w:t xml:space="preserve">☐ 2. Reasoning Stated (Because / Although / Therefore)</w:t>
+            </w:r>
+          </w:p>
+        </w:tc>
+        <w:tc>
+          <w:tcPr>
+            <w:tcW w:type="dxa" w:w="3120"/>
+            <w:tcMar>
+              <w:top w:type="dxa" w:w="80"/>
+              <w:left w:type="dxa" w:w="100"/>
+              <w:bottom w:type="dxa" w:w="80"/>
+              <w:right w:type="dxa" w:w="100"/>
+            </w:tcMar>
+          </w:tcPr>
+          <w:p>
+            <w:pPr>
+              <w:spacing w:after="0"/>
+            </w:pPr>
+            <w:r>
+              <w:rPr>
+                <w:b/>
+                <w:bCs/>
+                <w:color w:val="1A2733"/>
+                <w:sz w:val="18"/>
+                <w:szCs w:val="18"/>
+              </w:rPr>
+              <w:t xml:space="preserve">☐ 3. Calculations Double-Checked</w:t>
+            </w:r>
+          </w:p>
+        </w:tc>
+      </w:tr>
+    </w:tbl>
     <w:sectPr>
       <w:headerReference w:type="default" r:id="rId7"/>
       <w:footerReference w:type="default" r:id="rId8"/>
